--- a/DrewResume.docx
+++ b/DrewResume.docx
@@ -520,6 +520,27 @@
         <w:spacing w:after="0"/>
         <w:rPr>
           <w:rFonts w:ascii="Cambria" w:hAnsi="Cambria" w:cstheme="minorHAnsi"/>
+          <w:color w:val="0D0D0D" w:themeColor="text1" w:themeTint="F2"/>
+          <w:sz w:val="24"/>
+          <w:szCs w:val="24"/>
+        </w:rPr>
+      </w:pPr>
+      <w:r>
+        <w:rPr>
+          <w:rFonts w:ascii="Cambria" w:hAnsi="Cambria" w:cstheme="minorHAnsi"/>
+          <w:color w:val="0D0D0D" w:themeColor="text1" w:themeTint="F2"/>
+          <w:sz w:val="24"/>
+          <w:szCs w:val="24"/>
+        </w:rPr>
+        <w:t>Achievements: AP Scholar with Distinction</w:t>
+      </w:r>
+    </w:p>
+    <w:p>
+      <w:pPr>
+        <w:pStyle w:val="ListBullet"/>
+        <w:spacing w:after="0"/>
+        <w:rPr>
+          <w:rFonts w:ascii="Cambria" w:hAnsi="Cambria" w:cstheme="minorHAnsi"/>
           <w:i/>
           <w:iCs/>
           <w:color w:val="0D0D0D" w:themeColor="text1" w:themeTint="F2"/>
@@ -739,7 +760,25 @@
           <w:sz w:val="24"/>
           <w:szCs w:val="24"/>
         </w:rPr>
-        <w:t>in a group setting</w:t>
+        <w:t xml:space="preserve">in a </w:t>
+      </w:r>
+      <w:r>
+        <w:rPr>
+          <w:rFonts w:ascii="Cambria" w:hAnsi="Cambria" w:cstheme="minorHAnsi"/>
+          <w:color w:val="000000" w:themeColor="text1"/>
+          <w:sz w:val="24"/>
+          <w:szCs w:val="24"/>
+        </w:rPr>
+        <w:t xml:space="preserve">collaborative </w:t>
+      </w:r>
+      <w:r>
+        <w:rPr>
+          <w:rFonts w:ascii="Cambria" w:hAnsi="Cambria" w:cstheme="minorHAnsi"/>
+          <w:color w:val="000000" w:themeColor="text1"/>
+          <w:sz w:val="24"/>
+          <w:szCs w:val="24"/>
+        </w:rPr>
+        <w:t>group setting</w:t>
       </w:r>
     </w:p>
     <w:p>

--- a/DrewResume.docx
+++ b/DrewResume.docx
@@ -1,6 +1,6 @@
 
 <file path=word/document.xml><?xml version="1.0" encoding="utf-8"?>
-<w:document xmlns:wpc="http://schemas.microsoft.com/office/word/2010/wordprocessingCanvas" xmlns:cx="http://schemas.microsoft.com/office/drawing/2014/chartex" xmlns:cx1="http://schemas.microsoft.com/office/drawing/2015/9/8/chartex" xmlns:cx2="http://schemas.microsoft.com/office/drawing/2015/10/21/chartex" xmlns:cx3="http://schemas.microsoft.com/office/drawing/2016/5/9/chartex" xmlns:cx4="http://schemas.microsoft.com/office/drawing/2016/5/10/chartex" xmlns:cx5="http://schemas.microsoft.com/office/drawing/2016/5/11/chartex" xmlns:cx6="http://schemas.microsoft.com/office/drawing/2016/5/12/chartex" xmlns:cx7="http://schemas.microsoft.com/office/drawing/2016/5/13/chartex" xmlns:cx8="http://schemas.microsoft.com/office/drawing/2016/5/14/chartex" xmlns:mc="http://schemas.openxmlformats.org/markup-compatibility/2006" xmlns:aink="http://schemas.microsoft.com/office/drawing/2016/ink" xmlns:am3d="http://schemas.microsoft.com/office/drawing/2017/model3d" xmlns:o="urn:schemas-microsoft-com:office:office" xmlns:oel="http://schemas.microsoft.com/office/2019/extlst" xmlns:r="http://schemas.openxmlformats.org/officeDocument/2006/relationships" xmlns:m="http://schemas.openxmlformats.org/officeDocument/2006/math" xmlns:v="urn:schemas-microsoft-com:vml" xmlns:wp14="http://schemas.microsoft.com/office/word/2010/wordprocessingDrawing" xmlns:wp="http://schemas.openxmlformats.org/drawingml/2006/wordprocessingDrawing" xmlns:w10="urn:schemas-microsoft-com:office:word" xmlns:w="http://schemas.openxmlformats.org/wordprocessingml/2006/main" xmlns:w14="http://schemas.microsoft.com/office/word/2010/wordml" xmlns:w15="http://schemas.microsoft.com/office/word/2012/wordml" xmlns:w16cex="http://schemas.microsoft.com/office/word/2018/wordml/cex" xmlns:w16cid="http://schemas.microsoft.com/office/word/2016/wordml/cid" xmlns:w16="http://schemas.microsoft.com/office/word/2018/wordml" xmlns:w16sdtdh="http://schemas.microsoft.com/office/word/2020/wordml/sdtdatahash" xmlns:w16se="http://schemas.microsoft.com/office/word/2015/wordml/symex" xmlns:wpg="http://schemas.microsoft.com/office/word/2010/wordprocessingGroup" xmlns:wpi="http://schemas.microsoft.com/office/word/2010/wordprocessingInk" xmlns:wne="http://schemas.microsoft.com/office/word/2006/wordml" xmlns:wps="http://schemas.microsoft.com/office/word/2010/wordprocessingShape" mc:Ignorable="w14 w15 w16se w16cid w16 w16cex w16sdtdh wp14">
+<w:document xmlns:wpc="http://schemas.microsoft.com/office/word/2010/wordprocessingCanvas" xmlns:cx="http://schemas.microsoft.com/office/drawing/2014/chartex" xmlns:cx1="http://schemas.microsoft.com/office/drawing/2015/9/8/chartex" xmlns:cx2="http://schemas.microsoft.com/office/drawing/2015/10/21/chartex" xmlns:cx3="http://schemas.microsoft.com/office/drawing/2016/5/9/chartex" xmlns:cx4="http://schemas.microsoft.com/office/drawing/2016/5/10/chartex" xmlns:cx5="http://schemas.microsoft.com/office/drawing/2016/5/11/chartex" xmlns:cx6="http://schemas.microsoft.com/office/drawing/2016/5/12/chartex" xmlns:cx7="http://schemas.microsoft.com/office/drawing/2016/5/13/chartex" xmlns:cx8="http://schemas.microsoft.com/office/drawing/2016/5/14/chartex" xmlns:mc="http://schemas.openxmlformats.org/markup-compatibility/2006" xmlns:aink="http://schemas.microsoft.com/office/drawing/2016/ink" xmlns:am3d="http://schemas.microsoft.com/office/drawing/2017/model3d" xmlns:o="urn:schemas-microsoft-com:office:office" xmlns:oel="http://schemas.microsoft.com/office/2019/extlst" xmlns:r="http://schemas.openxmlformats.org/officeDocument/2006/relationships" xmlns:m="http://schemas.openxmlformats.org/officeDocument/2006/math" xmlns:v="urn:schemas-microsoft-com:vml" xmlns:wp14="http://schemas.microsoft.com/office/word/2010/wordprocessingDrawing" xmlns:wp="http://schemas.openxmlformats.org/drawingml/2006/wordprocessingDrawing" xmlns:w10="urn:schemas-microsoft-com:office:word" xmlns:w="http://schemas.openxmlformats.org/wordprocessingml/2006/main" xmlns:w14="http://schemas.microsoft.com/office/word/2010/wordml" xmlns:w15="http://schemas.microsoft.com/office/word/2012/wordml" xmlns:w16cex="http://schemas.microsoft.com/office/word/2018/wordml/cex" xmlns:w16cid="http://schemas.microsoft.com/office/word/2016/wordml/cid" xmlns:w16="http://schemas.microsoft.com/office/word/2018/wordml" xmlns:w16du="http://schemas.microsoft.com/office/word/2023/wordml/word16du" xmlns:w16sdtdh="http://schemas.microsoft.com/office/word/2020/wordml/sdtdatahash" xmlns:w16se="http://schemas.microsoft.com/office/word/2015/wordml/symex" xmlns:wpg="http://schemas.microsoft.com/office/word/2010/wordprocessingGroup" xmlns:wpi="http://schemas.microsoft.com/office/word/2010/wordprocessingInk" xmlns:wne="http://schemas.microsoft.com/office/word/2006/wordml" xmlns:wps="http://schemas.microsoft.com/office/word/2010/wordprocessingShape" mc:Ignorable="w14 w15 w16se w16cid w16 w16cex w16sdtdh w16du wp14">
   <w:body>
     <w:p>
       <w:pPr>
@@ -65,7 +65,7 @@
           <w:sz w:val="26"/>
           <w:szCs w:val="26"/>
         </w:rPr>
-        <w:t xml:space="preserve">         Aerospace Engineering </w:t>
+        <w:t xml:space="preserve">         </w:t>
       </w:r>
       <w:r>
         <w:rPr>
@@ -76,7 +76,7 @@
           <w:sz w:val="26"/>
           <w:szCs w:val="26"/>
         </w:rPr>
-        <w:t>Studen</w:t>
+        <w:t xml:space="preserve">          </w:t>
       </w:r>
       <w:r>
         <w:rPr>
@@ -87,6 +87,28 @@
           <w:sz w:val="26"/>
           <w:szCs w:val="26"/>
         </w:rPr>
+        <w:t xml:space="preserve">Aerospace Engineering </w:t>
+      </w:r>
+      <w:r>
+        <w:rPr>
+          <w:rFonts w:ascii="Bahnschrift" w:hAnsi="Bahnschrift"/>
+          <w:i/>
+          <w:iCs/>
+          <w:color w:val="005A9E"/>
+          <w:sz w:val="26"/>
+          <w:szCs w:val="26"/>
+        </w:rPr>
+        <w:t>Studen</w:t>
+      </w:r>
+      <w:r>
+        <w:rPr>
+          <w:rFonts w:ascii="Bahnschrift" w:hAnsi="Bahnschrift"/>
+          <w:i/>
+          <w:iCs/>
+          <w:color w:val="005A9E"/>
+          <w:sz w:val="26"/>
+          <w:szCs w:val="26"/>
+        </w:rPr>
         <w:t>t</w:t>
       </w:r>
     </w:p>
@@ -472,73 +494,40 @@
           <w:szCs w:val="24"/>
         </w:rPr>
         <w:tab/>
-        <w:t xml:space="preserve">     Huntsville,</w:t>
-      </w:r>
-      <w:r>
-        <w:rPr>
-          <w:rFonts w:ascii="Cambria" w:hAnsi="Cambria"/>
-          <w:b/>
-          <w:bCs/>
-          <w:color w:val="auto"/>
-          <w:sz w:val="24"/>
-          <w:szCs w:val="24"/>
-        </w:rPr>
-        <w:t xml:space="preserve"> </w:t>
-      </w:r>
-      <w:r>
-        <w:rPr>
-          <w:rFonts w:ascii="Cambria" w:hAnsi="Cambria"/>
-          <w:b/>
-          <w:bCs/>
-          <w:color w:val="auto"/>
-          <w:sz w:val="24"/>
-          <w:szCs w:val="24"/>
-        </w:rPr>
-        <w:t>AL</w:t>
-      </w:r>
-      <w:r>
-        <w:rPr>
-          <w:rFonts w:ascii="Cambria" w:hAnsi="Cambria"/>
-          <w:b/>
-          <w:bCs/>
-          <w:color w:val="auto"/>
-          <w:sz w:val="24"/>
-          <w:szCs w:val="24"/>
-        </w:rPr>
-        <w:t xml:space="preserve">  |  </w:t>
-      </w:r>
-      <w:r>
-        <w:rPr>
-          <w:rFonts w:ascii="Cambria" w:hAnsi="Cambria" w:cstheme="minorHAnsi"/>
-          <w:b/>
-          <w:bCs/>
-          <w:color w:val="auto"/>
-          <w:sz w:val="24"/>
-          <w:szCs w:val="24"/>
-        </w:rPr>
-        <w:t>Aug 2025</w:t>
-      </w:r>
-      <w:r>
-        <w:rPr>
-          <w:rFonts w:ascii="Cambria" w:hAnsi="Cambria" w:cstheme="minorHAnsi"/>
-          <w:b/>
-          <w:bCs/>
-          <w:color w:val="auto"/>
-          <w:sz w:val="24"/>
-          <w:szCs w:val="24"/>
-        </w:rPr>
-        <w:t xml:space="preserve"> – May 202</w:t>
-      </w:r>
-      <w:r>
-        <w:rPr>
-          <w:rFonts w:ascii="Cambria" w:hAnsi="Cambria" w:cstheme="minorHAnsi"/>
-          <w:b/>
-          <w:bCs/>
-          <w:color w:val="auto"/>
-          <w:sz w:val="24"/>
-          <w:szCs w:val="24"/>
-        </w:rPr>
-        <w:t>9</w:t>
+        <w:t xml:space="preserve">    </w:t>
+      </w:r>
+      <w:r>
+        <w:rPr>
+          <w:rFonts w:ascii="Cambria" w:hAnsi="Cambria"/>
+          <w:b/>
+          <w:bCs/>
+          <w:color w:val="auto"/>
+          <w:sz w:val="24"/>
+          <w:szCs w:val="24"/>
+        </w:rPr>
+        <w:t xml:space="preserve">              </w:t>
+      </w:r>
+      <w:r>
+        <w:rPr>
+          <w:rFonts w:ascii="Cambria" w:hAnsi="Cambria"/>
+          <w:b/>
+          <w:bCs/>
+          <w:color w:val="auto"/>
+          <w:sz w:val="24"/>
+          <w:szCs w:val="24"/>
+        </w:rPr>
+        <w:t xml:space="preserve"> Huntsville, AL  |  </w:t>
+      </w:r>
+      <w:r>
+        <w:rPr>
+          <w:rFonts w:ascii="Cambria" w:hAnsi="Cambria" w:cstheme="minorHAnsi"/>
+          <w:b/>
+          <w:bCs/>
+          <w:color w:val="auto"/>
+          <w:sz w:val="24"/>
+          <w:szCs w:val="24"/>
+        </w:rPr>
+        <w:t>Aug 2025 – May 2029</w:t>
       </w:r>
     </w:p>
     <w:p>
@@ -577,16 +566,16 @@
           <w:sz w:val="24"/>
           <w:szCs w:val="24"/>
         </w:rPr>
-        <w:t>GPA: 4.</w:t>
-      </w:r>
-      <w:r>
-        <w:rPr>
-          <w:rFonts w:ascii="Cambria" w:hAnsi="Cambria" w:cstheme="minorHAnsi"/>
-          <w:color w:val="auto"/>
-          <w:sz w:val="24"/>
-          <w:szCs w:val="24"/>
-        </w:rPr>
-        <w:t>00</w:t>
+        <w:t xml:space="preserve">GPA: </w:t>
+      </w:r>
+      <w:r>
+        <w:rPr>
+          <w:rFonts w:ascii="Cambria" w:hAnsi="Cambria" w:cstheme="minorHAnsi"/>
+          <w:color w:val="auto"/>
+          <w:sz w:val="24"/>
+          <w:szCs w:val="24"/>
+        </w:rPr>
+        <w:t>3.33</w:t>
       </w:r>
       <w:r>
         <w:rPr>
@@ -627,6 +616,50 @@
         </w:rPr>
         <w:t xml:space="preserve">Coursework: </w:t>
       </w:r>
+      <w:r>
+        <w:rPr>
+          <w:rFonts w:ascii="Cambria" w:hAnsi="Cambria" w:cstheme="minorHAnsi"/>
+          <w:i/>
+          <w:iCs/>
+          <w:color w:val="auto"/>
+          <w:sz w:val="24"/>
+          <w:szCs w:val="24"/>
+        </w:rPr>
+        <w:t xml:space="preserve">Multivariable </w:t>
+      </w:r>
+      <w:r>
+        <w:rPr>
+          <w:rFonts w:ascii="Cambria" w:hAnsi="Cambria" w:cstheme="minorHAnsi"/>
+          <w:i/>
+          <w:iCs/>
+          <w:color w:val="auto"/>
+          <w:sz w:val="24"/>
+          <w:szCs w:val="24"/>
+        </w:rPr>
+        <w:t xml:space="preserve">Calculus, Physics, </w:t>
+      </w:r>
+      <w:r>
+        <w:rPr>
+          <w:rFonts w:ascii="Cambria" w:hAnsi="Cambria" w:cstheme="minorHAnsi"/>
+          <w:i/>
+          <w:iCs/>
+          <w:color w:val="auto"/>
+          <w:sz w:val="24"/>
+          <w:szCs w:val="24"/>
+        </w:rPr>
+        <w:t>Intro to Computing</w:t>
+      </w:r>
+      <w:r>
+        <w:rPr>
+          <w:rFonts w:ascii="Cambria" w:hAnsi="Cambria" w:cstheme="minorHAnsi"/>
+          <w:i/>
+          <w:iCs/>
+          <w:color w:val="auto"/>
+          <w:sz w:val="24"/>
+          <w:szCs w:val="24"/>
+        </w:rPr>
+        <w:t>, Chemistry</w:t>
+      </w:r>
     </w:p>
     <w:p>
       <w:pPr>
@@ -711,7 +744,25 @@
           <w:sz w:val="24"/>
           <w:szCs w:val="24"/>
         </w:rPr>
-        <w:t xml:space="preserve">     </w:t>
+        <w:t xml:space="preserve">    </w:t>
+      </w:r>
+      <w:r>
+        <w:rPr>
+          <w:rFonts w:ascii="Cambria" w:hAnsi="Cambria"/>
+          <w:color w:val="auto"/>
+          <w:sz w:val="24"/>
+          <w:szCs w:val="24"/>
+        </w:rPr>
+        <w:t xml:space="preserve">              </w:t>
+      </w:r>
+      <w:r>
+        <w:rPr>
+          <w:rFonts w:ascii="Cambria" w:hAnsi="Cambria"/>
+          <w:color w:val="auto"/>
+          <w:sz w:val="24"/>
+          <w:szCs w:val="24"/>
+        </w:rPr>
+        <w:t xml:space="preserve"> </w:t>
       </w:r>
       <w:r>
         <w:rPr>
@@ -765,47 +816,273 @@
           <w:sz w:val="24"/>
           <w:szCs w:val="24"/>
         </w:rPr>
-        <w:t xml:space="preserve">GPA: </w:t>
-      </w:r>
-      <w:r>
-        <w:rPr>
-          <w:rFonts w:ascii="Cambria" w:hAnsi="Cambria" w:cstheme="minorHAnsi"/>
-          <w:color w:val="auto"/>
-          <w:sz w:val="24"/>
-          <w:szCs w:val="24"/>
-        </w:rPr>
-        <w:t>4.1</w:t>
-      </w:r>
-      <w:r>
-        <w:rPr>
-          <w:rFonts w:ascii="Cambria" w:hAnsi="Cambria" w:cstheme="minorHAnsi"/>
-          <w:color w:val="auto"/>
-          <w:sz w:val="24"/>
-          <w:szCs w:val="24"/>
-        </w:rPr>
-        <w:t>8</w:t>
-      </w:r>
-      <w:r>
-        <w:rPr>
-          <w:rFonts w:ascii="Cambria" w:hAnsi="Cambria" w:cstheme="minorHAnsi"/>
-          <w:color w:val="auto"/>
-          <w:sz w:val="24"/>
-          <w:szCs w:val="24"/>
-        </w:rPr>
-        <w:t>/</w:t>
-      </w:r>
-      <w:r>
-        <w:rPr>
-          <w:rFonts w:ascii="Cambria" w:hAnsi="Cambria" w:cstheme="minorHAnsi"/>
-          <w:color w:val="auto"/>
-          <w:sz w:val="24"/>
-          <w:szCs w:val="24"/>
-        </w:rPr>
-        <w:t>4.00</w:t>
+        <w:t>GPA: 4.18/4.00</w:t>
+      </w:r>
+      <w:r>
+        <w:rPr>
+          <w:rFonts w:ascii="Cambria" w:hAnsi="Cambria" w:cstheme="minorHAnsi"/>
+          <w:color w:val="auto"/>
+          <w:sz w:val="24"/>
+          <w:szCs w:val="24"/>
+        </w:rPr>
+        <w:t xml:space="preserve">, </w:t>
+      </w:r>
+      <w:r>
+        <w:rPr>
+          <w:rFonts w:ascii="Cambria" w:hAnsi="Cambria" w:cstheme="minorHAnsi"/>
+          <w:color w:val="auto"/>
+          <w:sz w:val="24"/>
+          <w:szCs w:val="24"/>
+        </w:rPr>
+        <w:t xml:space="preserve">Summa Cum Laude, </w:t>
+      </w:r>
+      <w:r>
+        <w:rPr>
+          <w:rFonts w:ascii="Cambria" w:hAnsi="Cambria" w:cstheme="minorHAnsi"/>
+          <w:color w:val="auto"/>
+          <w:sz w:val="24"/>
+          <w:szCs w:val="24"/>
+        </w:rPr>
+        <w:t>AP Scholar with Distinction</w:t>
+      </w:r>
+      <w:r>
+        <w:rPr>
+          <w:rFonts w:ascii="Cambria" w:hAnsi="Cambria" w:cstheme="minorHAnsi"/>
+          <w:color w:val="auto"/>
+          <w:sz w:val="24"/>
+          <w:szCs w:val="24"/>
+        </w:rPr>
+        <w:t>, Honor Roll</w:t>
+      </w:r>
+      <w:r>
+        <w:rPr>
+          <w:rFonts w:ascii="Cambria" w:hAnsi="Cambria" w:cstheme="minorHAnsi"/>
+          <w:color w:val="auto"/>
+          <w:sz w:val="24"/>
+          <w:szCs w:val="24"/>
+        </w:rPr>
+        <w:t>, Debate Club</w:t>
       </w:r>
     </w:p>
     <w:p>
       <w:pPr>
+        <w:pStyle w:val="Heading1"/>
+        <w:spacing w:before="100" w:after="60"/>
+        <w:rPr>
+          <w:rFonts w:ascii="Cambria" w:hAnsi="Cambria" w:cstheme="minorHAnsi"/>
+          <w:color w:val="005A9E"/>
+        </w:rPr>
+      </w:pPr>
+      <w:r>
+        <w:rPr>
+          <w:rFonts w:ascii="Cambria" w:hAnsi="Cambria" w:cstheme="minorHAnsi"/>
+          <w:color w:val="005A9E"/>
+        </w:rPr>
+        <w:t>Experience</w:t>
+      </w:r>
+    </w:p>
+    <w:p>
+      <w:pPr>
+        <w:spacing w:before="60" w:after="40"/>
+        <w:rPr>
+          <w:rFonts w:ascii="Cambria" w:hAnsi="Cambria"/>
+          <w:b/>
+          <w:bCs/>
+          <w:color w:val="auto"/>
+          <w:sz w:val="24"/>
+          <w:szCs w:val="24"/>
+        </w:rPr>
+      </w:pPr>
+      <w:r>
+        <w:rPr>
+          <w:rFonts w:ascii="Cambria" w:hAnsi="Cambria"/>
+          <w:b/>
+          <w:bCs/>
+          <w:color w:val="auto"/>
+          <w:sz w:val="24"/>
+          <w:szCs w:val="24"/>
+        </w:rPr>
+        <w:t>Fluids &amp; Structure</w:t>
+      </w:r>
+      <w:r>
+        <w:rPr>
+          <w:rFonts w:ascii="Cambria" w:hAnsi="Cambria"/>
+          <w:b/>
+          <w:bCs/>
+          <w:color w:val="auto"/>
+          <w:sz w:val="24"/>
+          <w:szCs w:val="24"/>
+        </w:rPr>
+        <w:t>s</w:t>
+      </w:r>
+      <w:r>
+        <w:rPr>
+          <w:rFonts w:ascii="Cambria" w:hAnsi="Cambria"/>
+          <w:b/>
+          <w:bCs/>
+          <w:color w:val="auto"/>
+          <w:sz w:val="24"/>
+          <w:szCs w:val="24"/>
+        </w:rPr>
+        <w:t xml:space="preserve"> Team</w:t>
+      </w:r>
+      <w:r>
+        <w:rPr>
+          <w:rFonts w:ascii="Cambria" w:hAnsi="Cambria"/>
+          <w:b/>
+          <w:bCs/>
+          <w:color w:val="auto"/>
+          <w:sz w:val="24"/>
+          <w:szCs w:val="24"/>
+        </w:rPr>
+        <w:t xml:space="preserve">  |  </w:t>
+      </w:r>
+      <w:r>
+        <w:rPr>
+          <w:rFonts w:ascii="Cambria" w:hAnsi="Cambria"/>
+          <w:b/>
+          <w:bCs/>
+          <w:color w:val="auto"/>
+          <w:sz w:val="24"/>
+          <w:szCs w:val="24"/>
+        </w:rPr>
+        <w:t xml:space="preserve">Tartarus, Space Hardware Club </w:t>
+      </w:r>
+      <w:r>
+        <w:rPr>
+          <w:rFonts w:ascii="Cambria" w:hAnsi="Cambria"/>
+          <w:b/>
+          <w:bCs/>
+          <w:color w:val="auto"/>
+          <w:sz w:val="24"/>
+          <w:szCs w:val="24"/>
+        </w:rPr>
+        <w:t xml:space="preserve"> </w:t>
+      </w:r>
+      <w:r>
+        <w:rPr>
+          <w:rFonts w:ascii="Cambria" w:hAnsi="Cambria"/>
+          <w:b/>
+          <w:bCs/>
+          <w:color w:val="auto"/>
+          <w:sz w:val="24"/>
+          <w:szCs w:val="24"/>
+        </w:rPr>
+        <w:t xml:space="preserve">    </w:t>
+      </w:r>
+      <w:r>
+        <w:rPr>
+          <w:rFonts w:ascii="Cambria" w:hAnsi="Cambria"/>
+          <w:b/>
+          <w:bCs/>
+          <w:color w:val="auto"/>
+          <w:sz w:val="24"/>
+          <w:szCs w:val="24"/>
+        </w:rPr>
+        <w:t xml:space="preserve">   </w:t>
+      </w:r>
+      <w:r>
+        <w:rPr>
+          <w:rFonts w:ascii="Cambria" w:hAnsi="Cambria"/>
+          <w:b/>
+          <w:bCs/>
+          <w:color w:val="auto"/>
+          <w:sz w:val="24"/>
+          <w:szCs w:val="24"/>
+        </w:rPr>
+        <w:t>Huntsville</w:t>
+      </w:r>
+      <w:r>
+        <w:rPr>
+          <w:rFonts w:ascii="Cambria" w:hAnsi="Cambria"/>
+          <w:b/>
+          <w:bCs/>
+          <w:color w:val="auto"/>
+          <w:sz w:val="24"/>
+          <w:szCs w:val="24"/>
+        </w:rPr>
+        <w:t xml:space="preserve">, </w:t>
+      </w:r>
+      <w:r>
+        <w:rPr>
+          <w:rFonts w:ascii="Cambria" w:hAnsi="Cambria"/>
+          <w:b/>
+          <w:bCs/>
+          <w:color w:val="auto"/>
+          <w:sz w:val="24"/>
+          <w:szCs w:val="24"/>
+        </w:rPr>
+        <w:t>AL</w:t>
+      </w:r>
+      <w:r>
+        <w:rPr>
+          <w:rFonts w:ascii="Cambria" w:hAnsi="Cambria"/>
+          <w:b/>
+          <w:bCs/>
+          <w:color w:val="auto"/>
+          <w:sz w:val="24"/>
+          <w:szCs w:val="24"/>
+        </w:rPr>
+        <w:t xml:space="preserve">  |  </w:t>
+      </w:r>
+      <w:r>
+        <w:rPr>
+          <w:rFonts w:ascii="Cambria" w:hAnsi="Cambria"/>
+          <w:b/>
+          <w:bCs/>
+          <w:color w:val="auto"/>
+          <w:sz w:val="24"/>
+          <w:szCs w:val="24"/>
+        </w:rPr>
+        <w:t>Nov</w:t>
+      </w:r>
+      <w:r>
+        <w:rPr>
+          <w:rFonts w:ascii="Cambria" w:hAnsi="Cambria"/>
+          <w:b/>
+          <w:bCs/>
+          <w:color w:val="auto"/>
+          <w:sz w:val="24"/>
+          <w:szCs w:val="24"/>
+        </w:rPr>
+        <w:t xml:space="preserve"> 202</w:t>
+      </w:r>
+      <w:r>
+        <w:rPr>
+          <w:rFonts w:ascii="Cambria" w:hAnsi="Cambria"/>
+          <w:b/>
+          <w:bCs/>
+          <w:color w:val="auto"/>
+          <w:sz w:val="24"/>
+          <w:szCs w:val="24"/>
+        </w:rPr>
+        <w:t>5</w:t>
+      </w:r>
+      <w:r>
+        <w:rPr>
+          <w:rFonts w:ascii="Cambria" w:hAnsi="Cambria"/>
+          <w:b/>
+          <w:bCs/>
+          <w:color w:val="auto"/>
+          <w:sz w:val="24"/>
+          <w:szCs w:val="24"/>
+        </w:rPr>
+        <w:t xml:space="preserve"> – </w:t>
+      </w:r>
+      <w:r>
+        <w:rPr>
+          <w:rFonts w:ascii="Cambria" w:hAnsi="Cambria"/>
+          <w:b/>
+          <w:bCs/>
+          <w:color w:val="auto"/>
+          <w:sz w:val="24"/>
+          <w:szCs w:val="24"/>
+        </w:rPr>
+        <w:t>Present</w:t>
+      </w:r>
+    </w:p>
+    <w:p>
+      <w:pPr>
         <w:pStyle w:val="ListBullet"/>
         <w:spacing w:after="0"/>
         <w:rPr>
@@ -822,112 +1099,297 @@
           <w:sz w:val="24"/>
           <w:szCs w:val="24"/>
         </w:rPr>
-        <w:t xml:space="preserve">Achievements: </w:t>
-      </w:r>
-      <w:r>
-        <w:rPr>
-          <w:rFonts w:ascii="Cambria" w:hAnsi="Cambria" w:cstheme="minorHAnsi"/>
-          <w:color w:val="auto"/>
-          <w:sz w:val="24"/>
-          <w:szCs w:val="24"/>
-        </w:rPr>
-        <w:t xml:space="preserve">Summa Cum Laude, </w:t>
-      </w:r>
-      <w:r>
-        <w:rPr>
-          <w:rFonts w:ascii="Cambria" w:hAnsi="Cambria" w:cstheme="minorHAnsi"/>
-          <w:color w:val="auto"/>
-          <w:sz w:val="24"/>
-          <w:szCs w:val="24"/>
-        </w:rPr>
-        <w:t>AP Scholar with Distinction</w:t>
-      </w:r>
-      <w:r>
-        <w:rPr>
-          <w:rFonts w:ascii="Cambria" w:hAnsi="Cambria" w:cstheme="minorHAnsi"/>
-          <w:color w:val="auto"/>
-          <w:sz w:val="24"/>
-          <w:szCs w:val="24"/>
-        </w:rPr>
-        <w:t>, Honor Roll</w:t>
+        <w:t>Supported rocket engine development by c</w:t>
+      </w:r>
+      <w:r>
+        <w:rPr>
+          <w:rFonts w:ascii="Cambria" w:hAnsi="Cambria" w:cstheme="minorHAnsi"/>
+          <w:color w:val="auto"/>
+          <w:sz w:val="24"/>
+          <w:szCs w:val="24"/>
+        </w:rPr>
+        <w:t>onduc</w:t>
+      </w:r>
+      <w:r>
+        <w:rPr>
+          <w:rFonts w:ascii="Cambria" w:hAnsi="Cambria" w:cstheme="minorHAnsi"/>
+          <w:color w:val="auto"/>
+          <w:sz w:val="24"/>
+          <w:szCs w:val="24"/>
+        </w:rPr>
+        <w:t>ting</w:t>
+      </w:r>
+      <w:r>
+        <w:rPr>
+          <w:rFonts w:ascii="Cambria" w:hAnsi="Cambria" w:cstheme="minorHAnsi"/>
+          <w:color w:val="auto"/>
+          <w:sz w:val="24"/>
+          <w:szCs w:val="24"/>
+        </w:rPr>
+        <w:t xml:space="preserve"> hydrostatic </w:t>
+      </w:r>
+      <w:r>
+        <w:rPr>
+          <w:rFonts w:ascii="Cambria" w:hAnsi="Cambria" w:cstheme="minorHAnsi"/>
+          <w:color w:val="auto"/>
+          <w:sz w:val="24"/>
+          <w:szCs w:val="24"/>
+        </w:rPr>
+        <w:t xml:space="preserve">proof </w:t>
+      </w:r>
+      <w:r>
+        <w:rPr>
+          <w:rFonts w:ascii="Cambria" w:hAnsi="Cambria" w:cstheme="minorHAnsi"/>
+          <w:color w:val="auto"/>
+          <w:sz w:val="24"/>
+          <w:szCs w:val="24"/>
+        </w:rPr>
+        <w:t xml:space="preserve">testing on ground support equipment </w:t>
+      </w:r>
+      <w:r>
+        <w:rPr>
+          <w:rFonts w:ascii="Cambria" w:hAnsi="Cambria" w:cstheme="minorHAnsi"/>
+          <w:color w:val="auto"/>
+          <w:sz w:val="24"/>
+          <w:szCs w:val="24"/>
+        </w:rPr>
+        <w:t>plumbing</w:t>
+      </w:r>
+      <w:r>
+        <w:rPr>
+          <w:rFonts w:ascii="Cambria" w:hAnsi="Cambria" w:cstheme="minorHAnsi"/>
+          <w:color w:val="auto"/>
+          <w:sz w:val="24"/>
+          <w:szCs w:val="24"/>
+        </w:rPr>
+        <w:t xml:space="preserve"> </w:t>
+      </w:r>
+      <w:r>
+        <w:rPr>
+          <w:rFonts w:ascii="Cambria" w:hAnsi="Cambria" w:cstheme="minorHAnsi"/>
+          <w:color w:val="auto"/>
+          <w:sz w:val="24"/>
+          <w:szCs w:val="24"/>
+        </w:rPr>
+        <w:t>at pressures exceeding nominal operating conditions, validating performance</w:t>
       </w:r>
     </w:p>
     <w:p>
       <w:pPr>
+        <w:spacing w:before="60" w:after="40"/>
+        <w:rPr>
+          <w:rFonts w:ascii="Cambria" w:hAnsi="Cambria"/>
+          <w:b/>
+          <w:bCs/>
+          <w:color w:val="auto"/>
+          <w:sz w:val="24"/>
+          <w:szCs w:val="24"/>
+        </w:rPr>
+      </w:pPr>
+      <w:r>
+        <w:rPr>
+          <w:rFonts w:ascii="Cambria" w:hAnsi="Cambria"/>
+          <w:b/>
+          <w:bCs/>
+          <w:color w:val="auto"/>
+          <w:sz w:val="24"/>
+          <w:szCs w:val="24"/>
+        </w:rPr>
+        <w:t>Mechanical Team</w:t>
+      </w:r>
+      <w:r>
+        <w:rPr>
+          <w:rFonts w:ascii="Cambria" w:hAnsi="Cambria"/>
+          <w:b/>
+          <w:bCs/>
+          <w:color w:val="auto"/>
+          <w:sz w:val="24"/>
+          <w:szCs w:val="24"/>
+        </w:rPr>
+        <w:t xml:space="preserve">  |  </w:t>
+      </w:r>
+      <w:r>
+        <w:rPr>
+          <w:rFonts w:ascii="Cambria" w:hAnsi="Cambria"/>
+          <w:b/>
+          <w:bCs/>
+          <w:color w:val="auto"/>
+          <w:sz w:val="24"/>
+          <w:szCs w:val="24"/>
+        </w:rPr>
+        <w:t>Two Month, Space Hardware Club</w:t>
+      </w:r>
+      <w:r>
+        <w:rPr>
+          <w:rFonts w:ascii="Cambria" w:hAnsi="Cambria"/>
+          <w:b/>
+          <w:bCs/>
+          <w:color w:val="auto"/>
+          <w:sz w:val="24"/>
+          <w:szCs w:val="24"/>
+        </w:rPr>
+        <w:tab/>
+        <w:t xml:space="preserve"> </w:t>
+      </w:r>
+      <w:r>
+        <w:rPr>
+          <w:rFonts w:ascii="Cambria" w:hAnsi="Cambria"/>
+          <w:b/>
+          <w:bCs/>
+          <w:color w:val="auto"/>
+          <w:sz w:val="24"/>
+          <w:szCs w:val="24"/>
+        </w:rPr>
+        <w:t xml:space="preserve">   </w:t>
+      </w:r>
+      <w:r>
+        <w:rPr>
+          <w:rFonts w:ascii="Cambria" w:hAnsi="Cambria"/>
+          <w:b/>
+          <w:bCs/>
+          <w:color w:val="auto"/>
+          <w:sz w:val="24"/>
+          <w:szCs w:val="24"/>
+        </w:rPr>
+        <w:t xml:space="preserve">  </w:t>
+      </w:r>
+      <w:r>
+        <w:rPr>
+          <w:rFonts w:ascii="Cambria" w:hAnsi="Cambria"/>
+          <w:b/>
+          <w:bCs/>
+          <w:color w:val="auto"/>
+          <w:sz w:val="24"/>
+          <w:szCs w:val="24"/>
+        </w:rPr>
+        <w:t>Huntsville</w:t>
+      </w:r>
+      <w:r>
+        <w:rPr>
+          <w:rFonts w:ascii="Cambria" w:hAnsi="Cambria"/>
+          <w:b/>
+          <w:bCs/>
+          <w:color w:val="auto"/>
+          <w:sz w:val="24"/>
+          <w:szCs w:val="24"/>
+        </w:rPr>
+        <w:t xml:space="preserve">, </w:t>
+      </w:r>
+      <w:r>
+        <w:rPr>
+          <w:rFonts w:ascii="Cambria" w:hAnsi="Cambria"/>
+          <w:b/>
+          <w:bCs/>
+          <w:color w:val="auto"/>
+          <w:sz w:val="24"/>
+          <w:szCs w:val="24"/>
+        </w:rPr>
+        <w:t>AL</w:t>
+      </w:r>
+      <w:r>
+        <w:rPr>
+          <w:rFonts w:ascii="Cambria" w:hAnsi="Cambria"/>
+          <w:b/>
+          <w:bCs/>
+          <w:color w:val="auto"/>
+          <w:sz w:val="24"/>
+          <w:szCs w:val="24"/>
+        </w:rPr>
+        <w:t xml:space="preserve">  |  Aug 202</w:t>
+      </w:r>
+      <w:r>
+        <w:rPr>
+          <w:rFonts w:ascii="Cambria" w:hAnsi="Cambria"/>
+          <w:b/>
+          <w:bCs/>
+          <w:color w:val="auto"/>
+          <w:sz w:val="24"/>
+          <w:szCs w:val="24"/>
+        </w:rPr>
+        <w:t>5</w:t>
+      </w:r>
+      <w:r>
+        <w:rPr>
+          <w:rFonts w:ascii="Cambria" w:hAnsi="Cambria"/>
+          <w:b/>
+          <w:bCs/>
+          <w:color w:val="auto"/>
+          <w:sz w:val="24"/>
+          <w:szCs w:val="24"/>
+        </w:rPr>
+        <w:t xml:space="preserve"> – </w:t>
+      </w:r>
+      <w:r>
+        <w:rPr>
+          <w:rFonts w:ascii="Cambria" w:hAnsi="Cambria"/>
+          <w:b/>
+          <w:bCs/>
+          <w:color w:val="auto"/>
+          <w:sz w:val="24"/>
+          <w:szCs w:val="24"/>
+        </w:rPr>
+        <w:t>Nov</w:t>
+      </w:r>
+      <w:r>
+        <w:rPr>
+          <w:rFonts w:ascii="Cambria" w:hAnsi="Cambria"/>
+          <w:b/>
+          <w:bCs/>
+          <w:color w:val="auto"/>
+          <w:sz w:val="24"/>
+          <w:szCs w:val="24"/>
+        </w:rPr>
+        <w:t xml:space="preserve"> 202</w:t>
+      </w:r>
+      <w:r>
+        <w:rPr>
+          <w:rFonts w:ascii="Cambria" w:hAnsi="Cambria"/>
+          <w:b/>
+          <w:bCs/>
+          <w:color w:val="auto"/>
+          <w:sz w:val="24"/>
+          <w:szCs w:val="24"/>
+        </w:rPr>
+        <w:t>5</w:t>
+      </w:r>
+    </w:p>
+    <w:p>
+      <w:pPr>
         <w:pStyle w:val="ListBullet"/>
         <w:spacing w:after="0"/>
         <w:rPr>
           <w:rFonts w:ascii="Cambria" w:hAnsi="Cambria" w:cstheme="minorHAnsi"/>
-          <w:i/>
-          <w:iCs/>
-          <w:color w:val="auto"/>
-          <w:sz w:val="24"/>
-          <w:szCs w:val="24"/>
-        </w:rPr>
-      </w:pPr>
-      <w:r>
-        <w:rPr>
-          <w:rFonts w:ascii="Cambria" w:hAnsi="Cambria" w:cstheme="minorHAnsi"/>
-          <w:color w:val="auto"/>
-          <w:sz w:val="24"/>
-          <w:szCs w:val="24"/>
-        </w:rPr>
-        <w:t>AP Coursework:</w:t>
-      </w:r>
-      <w:r>
-        <w:rPr>
-          <w:rFonts w:ascii="Cambria" w:hAnsi="Cambria" w:cstheme="minorHAnsi"/>
-          <w:i/>
-          <w:iCs/>
-          <w:color w:val="auto"/>
-          <w:sz w:val="24"/>
-          <w:szCs w:val="24"/>
-        </w:rPr>
-        <w:t xml:space="preserve"> Biology, Calculus, Chemistry, Environmental Science, Human Geography, Precalculus, Psychology, </w:t>
-      </w:r>
-      <w:r>
-        <w:rPr>
-          <w:rFonts w:ascii="Cambria" w:hAnsi="Cambria" w:cstheme="minorHAnsi"/>
-          <w:i/>
-          <w:iCs/>
-          <w:color w:val="auto"/>
-          <w:sz w:val="24"/>
-          <w:szCs w:val="24"/>
-        </w:rPr>
-        <w:t xml:space="preserve">Statistics, </w:t>
-      </w:r>
-      <w:r>
-        <w:rPr>
-          <w:rFonts w:ascii="Cambria" w:hAnsi="Cambria" w:cstheme="minorHAnsi"/>
-          <w:i/>
-          <w:iCs/>
-          <w:color w:val="auto"/>
-          <w:sz w:val="24"/>
-          <w:szCs w:val="24"/>
-        </w:rPr>
-        <w:t>US Government, US Histo</w:t>
-      </w:r>
-      <w:r>
-        <w:rPr>
-          <w:rFonts w:ascii="Cambria" w:hAnsi="Cambria" w:cstheme="minorHAnsi"/>
-          <w:i/>
-          <w:iCs/>
-          <w:color w:val="auto"/>
-          <w:sz w:val="24"/>
-          <w:szCs w:val="24"/>
-        </w:rPr>
-        <w:t>r</w:t>
-      </w:r>
-      <w:r>
-        <w:rPr>
-          <w:rFonts w:ascii="Cambria" w:hAnsi="Cambria" w:cstheme="minorHAnsi"/>
-          <w:i/>
-          <w:iCs/>
-          <w:color w:val="auto"/>
-          <w:sz w:val="24"/>
-          <w:szCs w:val="24"/>
-        </w:rPr>
-        <w:t>y</w:t>
+          <w:color w:val="auto"/>
+          <w:sz w:val="24"/>
+          <w:szCs w:val="24"/>
+        </w:rPr>
+      </w:pPr>
+      <w:r>
+        <w:rPr>
+          <w:rFonts w:ascii="Cambria" w:hAnsi="Cambria" w:cstheme="minorHAnsi"/>
+          <w:color w:val="auto"/>
+          <w:sz w:val="24"/>
+          <w:szCs w:val="24"/>
+        </w:rPr>
+        <w:t>Designed nosecone, fins, camera aero cover</w:t>
+      </w:r>
+      <w:r>
+        <w:rPr>
+          <w:rFonts w:ascii="Cambria" w:hAnsi="Cambria" w:cstheme="minorHAnsi"/>
+          <w:color w:val="auto"/>
+          <w:sz w:val="24"/>
+          <w:szCs w:val="24"/>
+        </w:rPr>
+        <w:t>,</w:t>
+      </w:r>
+      <w:r>
+        <w:rPr>
+          <w:rFonts w:ascii="Cambria" w:hAnsi="Cambria" w:cstheme="minorHAnsi"/>
+          <w:color w:val="auto"/>
+          <w:sz w:val="24"/>
+          <w:szCs w:val="24"/>
+        </w:rPr>
+        <w:t xml:space="preserve"> and mounting structure for a high-power rocket in Onshape</w:t>
       </w:r>
     </w:p>
     <w:p>
@@ -948,34 +1410,817 @@
           <w:sz w:val="24"/>
           <w:szCs w:val="24"/>
         </w:rPr>
-        <w:t xml:space="preserve">Debate Club: </w:t>
-      </w:r>
-      <w:r>
-        <w:rPr>
-          <w:rFonts w:ascii="Cambria" w:hAnsi="Cambria" w:cstheme="minorHAnsi"/>
-          <w:color w:val="auto"/>
-          <w:sz w:val="24"/>
-          <w:szCs w:val="24"/>
-        </w:rPr>
-        <w:t>Excelled in articulating complex arguments and critical thinking</w:t>
-      </w:r>
-      <w:r>
-        <w:rPr>
-          <w:rFonts w:ascii="Cambria" w:hAnsi="Cambria" w:cstheme="minorHAnsi"/>
-          <w:color w:val="auto"/>
-          <w:sz w:val="24"/>
-          <w:szCs w:val="24"/>
-        </w:rPr>
-        <w:t xml:space="preserve"> in public debates</w:t>
+        <w:t xml:space="preserve">Led OpenRocket flight simulations to verify stability margin </w:t>
+      </w:r>
+      <w:r>
+        <w:rPr>
+          <w:rFonts w:ascii="Cambria" w:hAnsi="Cambria" w:cstheme="minorHAnsi"/>
+          <w:color w:val="auto"/>
+          <w:sz w:val="24"/>
+          <w:szCs w:val="24"/>
+        </w:rPr>
+        <w:t xml:space="preserve">up to Mach 0.8 </w:t>
+      </w:r>
+      <w:r>
+        <w:rPr>
+          <w:rFonts w:ascii="Cambria" w:hAnsi="Cambria" w:cstheme="minorHAnsi"/>
+          <w:color w:val="auto"/>
+          <w:sz w:val="24"/>
+          <w:szCs w:val="24"/>
+        </w:rPr>
+        <w:t>and predict apogee, velocity, acceleration profile, and de</w:t>
+      </w:r>
+      <w:r>
+        <w:rPr>
+          <w:rFonts w:ascii="Cambria" w:hAnsi="Cambria" w:cstheme="minorHAnsi"/>
+          <w:color w:val="auto"/>
+          <w:sz w:val="24"/>
+          <w:szCs w:val="24"/>
+        </w:rPr>
+        <w:t>s</w:t>
+      </w:r>
+      <w:r>
+        <w:rPr>
+          <w:rFonts w:ascii="Cambria" w:hAnsi="Cambria" w:cstheme="minorHAnsi"/>
+          <w:color w:val="auto"/>
+          <w:sz w:val="24"/>
+          <w:szCs w:val="24"/>
+        </w:rPr>
+        <w:t>cent rates</w:t>
       </w:r>
     </w:p>
     <w:p>
       <w:pPr>
+        <w:pStyle w:val="ListBullet"/>
+        <w:spacing w:after="0"/>
+        <w:rPr>
+          <w:rFonts w:ascii="Cambria" w:hAnsi="Cambria" w:cstheme="minorHAnsi"/>
+          <w:color w:val="auto"/>
+          <w:sz w:val="24"/>
+          <w:szCs w:val="24"/>
+        </w:rPr>
+      </w:pPr>
+      <w:r>
+        <w:rPr>
+          <w:rFonts w:ascii="Cambria" w:hAnsi="Cambria" w:cstheme="minorHAnsi"/>
+          <w:color w:val="auto"/>
+          <w:sz w:val="24"/>
+          <w:szCs w:val="24"/>
+        </w:rPr>
+        <w:t>Fabricated components via 3D printing, performed fiberglass-epoxy layup on nosecone for improved structural rigidity, and integrated into flight-ready vehicle</w:t>
+      </w:r>
+    </w:p>
+    <w:p>
+      <w:pPr>
+        <w:spacing w:before="60" w:after="40"/>
+        <w:rPr>
+          <w:rFonts w:ascii="Cambria" w:hAnsi="Cambria"/>
+          <w:b/>
+          <w:bCs/>
+          <w:color w:val="auto"/>
+          <w:sz w:val="24"/>
+          <w:szCs w:val="24"/>
+        </w:rPr>
+      </w:pPr>
+      <w:r>
+        <w:rPr>
+          <w:rFonts w:ascii="Cambria" w:hAnsi="Cambria"/>
+          <w:b/>
+          <w:bCs/>
+          <w:color w:val="auto"/>
+          <w:sz w:val="24"/>
+          <w:szCs w:val="24"/>
+        </w:rPr>
+        <w:t>Founder and President  |  LHS Rock Climbing Club</w:t>
+      </w:r>
+      <w:r>
+        <w:rPr>
+          <w:rFonts w:ascii="Cambria" w:hAnsi="Cambria"/>
+          <w:b/>
+          <w:bCs/>
+          <w:color w:val="auto"/>
+          <w:sz w:val="24"/>
+          <w:szCs w:val="24"/>
+        </w:rPr>
+        <w:tab/>
+        <w:t xml:space="preserve">  </w:t>
+      </w:r>
+      <w:r>
+        <w:rPr>
+          <w:rFonts w:ascii="Cambria" w:hAnsi="Cambria"/>
+          <w:b/>
+          <w:bCs/>
+          <w:color w:val="auto"/>
+          <w:sz w:val="24"/>
+          <w:szCs w:val="24"/>
+        </w:rPr>
+        <w:t xml:space="preserve">              </w:t>
+      </w:r>
+      <w:r>
+        <w:rPr>
+          <w:rFonts w:ascii="Cambria" w:hAnsi="Cambria"/>
+          <w:b/>
+          <w:bCs/>
+          <w:color w:val="auto"/>
+          <w:sz w:val="24"/>
+          <w:szCs w:val="24"/>
+        </w:rPr>
+        <w:t xml:space="preserve">   </w:t>
+      </w:r>
+      <w:r>
+        <w:rPr>
+          <w:rFonts w:ascii="Cambria" w:hAnsi="Cambria"/>
+          <w:b/>
+          <w:bCs/>
+          <w:color w:val="auto"/>
+          <w:sz w:val="24"/>
+          <w:szCs w:val="24"/>
+        </w:rPr>
+        <w:t xml:space="preserve">White Lake, MI  |  Sep 2024 – </w:t>
+      </w:r>
+      <w:r>
+        <w:rPr>
+          <w:rFonts w:ascii="Cambria" w:hAnsi="Cambria"/>
+          <w:b/>
+          <w:bCs/>
+          <w:color w:val="auto"/>
+          <w:sz w:val="24"/>
+          <w:szCs w:val="24"/>
+        </w:rPr>
+        <w:t>Jun 2025</w:t>
+      </w:r>
+    </w:p>
+    <w:p>
+      <w:pPr>
+        <w:pStyle w:val="ListBullet"/>
+        <w:spacing w:after="0"/>
+        <w:rPr>
+          <w:rFonts w:ascii="Cambria" w:hAnsi="Cambria" w:cstheme="minorHAnsi"/>
+          <w:color w:val="auto"/>
+          <w:sz w:val="24"/>
+          <w:szCs w:val="24"/>
+        </w:rPr>
+      </w:pPr>
+      <w:r>
+        <w:rPr>
+          <w:rFonts w:ascii="Cambria" w:hAnsi="Cambria" w:cstheme="minorHAnsi"/>
+          <w:color w:val="auto"/>
+          <w:sz w:val="24"/>
+          <w:szCs w:val="24"/>
+        </w:rPr>
+        <w:t>Drafted educational materials and led group-wide discussions at weekly meetings</w:t>
+      </w:r>
+    </w:p>
+    <w:p>
+      <w:pPr>
+        <w:pStyle w:val="ListBullet"/>
+        <w:spacing w:after="0"/>
+        <w:rPr>
+          <w:rFonts w:ascii="Cambria" w:hAnsi="Cambria" w:cstheme="minorHAnsi"/>
+          <w:color w:val="auto"/>
+          <w:sz w:val="24"/>
+          <w:szCs w:val="24"/>
+        </w:rPr>
+      </w:pPr>
+      <w:r>
+        <w:rPr>
+          <w:rFonts w:ascii="Cambria" w:hAnsi="Cambria" w:cstheme="minorHAnsi"/>
+          <w:color w:val="auto"/>
+          <w:sz w:val="24"/>
+          <w:szCs w:val="24"/>
+        </w:rPr>
+        <w:t xml:space="preserve">Met at climbing gym and developed climbing skills in a </w:t>
+      </w:r>
+      <w:r>
+        <w:rPr>
+          <w:rFonts w:ascii="Cambria" w:hAnsi="Cambria" w:cstheme="minorHAnsi"/>
+          <w:color w:val="auto"/>
+          <w:sz w:val="24"/>
+          <w:szCs w:val="24"/>
+        </w:rPr>
+        <w:t xml:space="preserve">collaborative </w:t>
+      </w:r>
+      <w:r>
+        <w:rPr>
+          <w:rFonts w:ascii="Cambria" w:hAnsi="Cambria" w:cstheme="minorHAnsi"/>
+          <w:color w:val="auto"/>
+          <w:sz w:val="24"/>
+          <w:szCs w:val="24"/>
+        </w:rPr>
+        <w:t>group setting</w:t>
+      </w:r>
+    </w:p>
+    <w:p>
+      <w:pPr>
+        <w:spacing w:before="60" w:after="40"/>
+        <w:rPr>
+          <w:rFonts w:ascii="Cambria" w:hAnsi="Cambria"/>
+          <w:b/>
+          <w:bCs/>
+          <w:color w:val="auto"/>
+          <w:sz w:val="24"/>
+          <w:szCs w:val="24"/>
+        </w:rPr>
+      </w:pPr>
+      <w:r>
+        <w:rPr>
+          <w:rFonts w:ascii="Cambria" w:hAnsi="Cambria"/>
+          <w:b/>
+          <w:bCs/>
+          <w:color w:val="auto"/>
+          <w:sz w:val="24"/>
+          <w:szCs w:val="24"/>
+        </w:rPr>
+        <w:t xml:space="preserve">Photographer  |  Drew Ramboer Photography         </w:t>
+      </w:r>
+      <w:r>
+        <w:rPr>
+          <w:rFonts w:ascii="Cambria" w:hAnsi="Cambria"/>
+          <w:b/>
+          <w:bCs/>
+          <w:color w:val="auto"/>
+          <w:sz w:val="24"/>
+          <w:szCs w:val="24"/>
+        </w:rPr>
+        <w:tab/>
+        <w:t xml:space="preserve">    </w:t>
+      </w:r>
+      <w:r>
+        <w:rPr>
+          <w:rFonts w:ascii="Cambria" w:hAnsi="Cambria"/>
+          <w:b/>
+          <w:bCs/>
+          <w:color w:val="auto"/>
+          <w:sz w:val="24"/>
+          <w:szCs w:val="24"/>
+        </w:rPr>
+        <w:t xml:space="preserve">               </w:t>
+      </w:r>
+      <w:r>
+        <w:rPr>
+          <w:rFonts w:ascii="Cambria" w:hAnsi="Cambria"/>
+          <w:b/>
+          <w:bCs/>
+          <w:color w:val="auto"/>
+          <w:sz w:val="24"/>
+          <w:szCs w:val="24"/>
+        </w:rPr>
+        <w:t xml:space="preserve">  </w:t>
+      </w:r>
+      <w:r>
+        <w:rPr>
+          <w:rFonts w:ascii="Cambria" w:hAnsi="Cambria"/>
+          <w:b/>
+          <w:bCs/>
+          <w:color w:val="auto"/>
+          <w:sz w:val="24"/>
+          <w:szCs w:val="24"/>
+        </w:rPr>
+        <w:t xml:space="preserve">Davisburg, MI  |  Apr 2020 – </w:t>
+      </w:r>
+      <w:r>
+        <w:rPr>
+          <w:rFonts w:ascii="Cambria" w:hAnsi="Cambria"/>
+          <w:b/>
+          <w:bCs/>
+          <w:color w:val="auto"/>
+          <w:sz w:val="24"/>
+          <w:szCs w:val="24"/>
+        </w:rPr>
+        <w:t>Jan 2025</w:t>
+      </w:r>
+    </w:p>
+    <w:p>
+      <w:pPr>
+        <w:pStyle w:val="ListBullet"/>
+        <w:spacing w:after="0"/>
+        <w:rPr>
+          <w:rFonts w:ascii="Cambria" w:hAnsi="Cambria" w:cstheme="minorHAnsi"/>
+          <w:color w:val="auto"/>
+          <w:sz w:val="24"/>
+          <w:szCs w:val="24"/>
+        </w:rPr>
+      </w:pPr>
+      <w:r>
+        <w:rPr>
+          <w:rFonts w:ascii="Cambria" w:hAnsi="Cambria" w:cstheme="minorHAnsi"/>
+          <w:color w:val="auto"/>
+          <w:sz w:val="24"/>
+          <w:szCs w:val="24"/>
+        </w:rPr>
+        <w:t xml:space="preserve">Founded and operated a premium photographic print business for my </w:t>
+      </w:r>
+      <w:r>
+        <w:rPr>
+          <w:rFonts w:ascii="Cambria" w:hAnsi="Cambria" w:cstheme="minorHAnsi"/>
+          <w:color w:val="auto"/>
+          <w:sz w:val="24"/>
+          <w:szCs w:val="24"/>
+        </w:rPr>
+        <w:t xml:space="preserve">nature </w:t>
+      </w:r>
+      <w:r>
+        <w:rPr>
+          <w:rFonts w:ascii="Cambria" w:hAnsi="Cambria" w:cstheme="minorHAnsi"/>
+          <w:color w:val="auto"/>
+          <w:sz w:val="24"/>
+          <w:szCs w:val="24"/>
+        </w:rPr>
+        <w:t>photography</w:t>
+      </w:r>
+    </w:p>
+    <w:p>
+      <w:pPr>
+        <w:pStyle w:val="ListBullet"/>
+        <w:spacing w:after="0"/>
+        <w:rPr>
+          <w:rFonts w:ascii="Cambria" w:hAnsi="Cambria" w:cstheme="minorHAnsi"/>
+          <w:color w:val="auto"/>
+          <w:sz w:val="24"/>
+          <w:szCs w:val="24"/>
+        </w:rPr>
+      </w:pPr>
+      <w:r>
+        <w:rPr>
+          <w:rFonts w:ascii="Cambria" w:hAnsi="Cambria" w:cstheme="minorHAnsi"/>
+          <w:color w:val="auto"/>
+          <w:sz w:val="24"/>
+          <w:szCs w:val="24"/>
+        </w:rPr>
+        <w:t>Designed and maintained business website to sell photographic prints and other related products</w:t>
+      </w:r>
+    </w:p>
+    <w:p>
+      <w:pPr>
+        <w:pStyle w:val="ListBullet"/>
+        <w:spacing w:after="0"/>
+        <w:rPr>
+          <w:rFonts w:ascii="Cambria" w:hAnsi="Cambria" w:cstheme="minorHAnsi"/>
+          <w:color w:val="auto"/>
+          <w:sz w:val="24"/>
+          <w:szCs w:val="24"/>
+        </w:rPr>
+      </w:pPr>
+      <w:r>
+        <w:rPr>
+          <w:rFonts w:ascii="Cambria" w:hAnsi="Cambria" w:cstheme="minorHAnsi"/>
+          <w:color w:val="auto"/>
+          <w:sz w:val="24"/>
+          <w:szCs w:val="24"/>
+        </w:rPr>
+        <w:t>Learned and executed social media marketing tactics to boost sales and engagement</w:t>
+      </w:r>
+    </w:p>
+    <w:p>
+      <w:pPr>
         <w:pStyle w:val="Heading1"/>
         <w:spacing w:before="100" w:after="60"/>
         <w:rPr>
           <w:rFonts w:ascii="Cambria" w:hAnsi="Cambria" w:cstheme="minorHAnsi"/>
           <w:color w:val="005A9E"/>
+          <w:szCs w:val="28"/>
+        </w:rPr>
+      </w:pPr>
+      <w:r>
+        <w:rPr>
+          <w:rFonts w:ascii="Cambria" w:hAnsi="Cambria" w:cstheme="minorHAnsi"/>
+          <w:color w:val="005A9E"/>
+          <w:szCs w:val="28"/>
+        </w:rPr>
+        <w:t>Skills</w:t>
+      </w:r>
+    </w:p>
+    <w:p>
+      <w:pPr>
+        <w:spacing w:after="60"/>
+        <w:jc w:val="both"/>
+        <w:rPr>
+          <w:rFonts w:ascii="Cambria" w:hAnsi="Cambria" w:cstheme="minorHAnsi"/>
+          <w:b/>
+          <w:color w:val="auto"/>
+          <w:sz w:val="24"/>
+          <w:szCs w:val="24"/>
+        </w:rPr>
+      </w:pPr>
+      <w:r>
+        <w:rPr>
+          <w:rFonts w:ascii="Cambria" w:hAnsi="Cambria" w:cstheme="minorHAnsi"/>
+          <w:b/>
+          <w:bCs/>
+          <w:color w:val="auto"/>
+          <w:sz w:val="24"/>
+          <w:szCs w:val="24"/>
+        </w:rPr>
+        <w:t>Software</w:t>
+      </w:r>
+      <w:r>
+        <w:rPr>
+          <w:rFonts w:ascii="Cambria" w:hAnsi="Cambria" w:cstheme="minorHAnsi"/>
+          <w:b/>
+          <w:bCs/>
+          <w:color w:val="auto"/>
+          <w:sz w:val="24"/>
+          <w:szCs w:val="24"/>
+        </w:rPr>
+        <w:t xml:space="preserve">: </w:t>
+      </w:r>
+      <w:r>
+        <w:rPr>
+          <w:rFonts w:ascii="Cambria" w:hAnsi="Cambria" w:cstheme="minorHAnsi"/>
+          <w:color w:val="auto"/>
+          <w:sz w:val="24"/>
+          <w:szCs w:val="24"/>
+        </w:rPr>
+        <w:t>Onshape,</w:t>
+      </w:r>
+      <w:r>
+        <w:rPr>
+          <w:rFonts w:ascii="Cambria" w:hAnsi="Cambria" w:cstheme="minorHAnsi"/>
+          <w:b/>
+          <w:bCs/>
+          <w:color w:val="auto"/>
+          <w:sz w:val="24"/>
+          <w:szCs w:val="24"/>
+        </w:rPr>
+        <w:t xml:space="preserve"> </w:t>
+      </w:r>
+      <w:r>
+        <w:rPr>
+          <w:rFonts w:ascii="Cambria" w:hAnsi="Cambria" w:cstheme="minorHAnsi"/>
+          <w:color w:val="auto"/>
+          <w:sz w:val="24"/>
+          <w:szCs w:val="24"/>
+        </w:rPr>
+        <w:t>P</w:t>
+      </w:r>
+      <w:r>
+        <w:rPr>
+          <w:rFonts w:ascii="Cambria" w:hAnsi="Cambria" w:cstheme="minorHAnsi"/>
+          <w:color w:val="auto"/>
+          <w:sz w:val="24"/>
+          <w:szCs w:val="24"/>
+        </w:rPr>
+        <w:t>ython,</w:t>
+      </w:r>
+      <w:r>
+        <w:rPr>
+          <w:rFonts w:ascii="Cambria" w:hAnsi="Cambria" w:cstheme="minorHAnsi"/>
+          <w:color w:val="auto"/>
+          <w:sz w:val="24"/>
+          <w:szCs w:val="24"/>
+        </w:rPr>
+        <w:t xml:space="preserve"> MATLAB,</w:t>
+      </w:r>
+      <w:r>
+        <w:rPr>
+          <w:rFonts w:ascii="Cambria" w:hAnsi="Cambria" w:cstheme="minorHAnsi"/>
+          <w:color w:val="auto"/>
+          <w:sz w:val="24"/>
+          <w:szCs w:val="24"/>
+        </w:rPr>
+        <w:t xml:space="preserve"> </w:t>
+      </w:r>
+      <w:r>
+        <w:rPr>
+          <w:rFonts w:ascii="Cambria" w:hAnsi="Cambria" w:cstheme="minorHAnsi"/>
+          <w:color w:val="auto"/>
+          <w:sz w:val="24"/>
+          <w:szCs w:val="24"/>
+        </w:rPr>
+        <w:t>GitHub, Git, Microsoft Excel</w:t>
+      </w:r>
+      <w:r>
+        <w:rPr>
+          <w:rFonts w:ascii="Cambria" w:hAnsi="Cambria" w:cstheme="minorHAnsi"/>
+          <w:color w:val="auto"/>
+          <w:sz w:val="24"/>
+          <w:szCs w:val="24"/>
+        </w:rPr>
+        <w:t>, VS</w:t>
+      </w:r>
+      <w:r>
+        <w:rPr>
+          <w:rFonts w:ascii="Cambria" w:hAnsi="Cambria" w:cstheme="minorHAnsi"/>
+          <w:color w:val="auto"/>
+          <w:sz w:val="24"/>
+          <w:szCs w:val="24"/>
+        </w:rPr>
+        <w:t xml:space="preserve"> </w:t>
+      </w:r>
+      <w:r>
+        <w:rPr>
+          <w:rFonts w:ascii="Cambria" w:hAnsi="Cambria" w:cstheme="minorHAnsi"/>
+          <w:color w:val="auto"/>
+          <w:sz w:val="24"/>
+          <w:szCs w:val="24"/>
+        </w:rPr>
+        <w:t>Code</w:t>
+      </w:r>
+      <w:r>
+        <w:rPr>
+          <w:rFonts w:ascii="Cambria" w:hAnsi="Cambria" w:cstheme="minorHAnsi"/>
+          <w:color w:val="auto"/>
+          <w:sz w:val="24"/>
+          <w:szCs w:val="24"/>
+        </w:rPr>
+        <w:t>, Adobe Lightroom, DaVinci Resolve, 3D Printing</w:t>
+      </w:r>
+    </w:p>
+    <w:p>
+      <w:pPr>
+        <w:spacing w:after="60"/>
+        <w:jc w:val="both"/>
+        <w:rPr>
+          <w:rFonts w:ascii="Cambria" w:hAnsi="Cambria" w:cstheme="minorHAnsi"/>
+          <w:b/>
+          <w:color w:val="auto"/>
+          <w:sz w:val="24"/>
+          <w:szCs w:val="24"/>
+        </w:rPr>
+      </w:pPr>
+      <w:r>
+        <w:rPr>
+          <w:rFonts w:ascii="Cambria" w:hAnsi="Cambria" w:cstheme="minorHAnsi"/>
+          <w:b/>
+          <w:bCs/>
+          <w:color w:val="auto"/>
+          <w:sz w:val="24"/>
+          <w:szCs w:val="24"/>
+        </w:rPr>
+        <w:t>Abilities:</w:t>
+      </w:r>
+      <w:r>
+        <w:rPr>
+          <w:rFonts w:ascii="Cambria" w:hAnsi="Cambria" w:cstheme="minorHAnsi"/>
+          <w:b/>
+          <w:color w:val="auto"/>
+          <w:sz w:val="24"/>
+          <w:szCs w:val="24"/>
+        </w:rPr>
+        <w:t xml:space="preserve"> </w:t>
+      </w:r>
+      <w:r>
+        <w:rPr>
+          <w:rFonts w:ascii="Cambria" w:hAnsi="Cambria" w:cstheme="minorHAnsi"/>
+          <w:color w:val="auto"/>
+          <w:sz w:val="24"/>
+          <w:szCs w:val="24"/>
+        </w:rPr>
+        <w:t xml:space="preserve">Team Leadership, </w:t>
+      </w:r>
+      <w:r>
+        <w:rPr>
+          <w:rFonts w:ascii="Cambria" w:hAnsi="Cambria" w:cstheme="minorHAnsi"/>
+          <w:color w:val="auto"/>
+          <w:sz w:val="24"/>
+          <w:szCs w:val="24"/>
+        </w:rPr>
+        <w:t xml:space="preserve">Time Management, </w:t>
+      </w:r>
+      <w:r>
+        <w:rPr>
+          <w:rFonts w:ascii="Cambria" w:hAnsi="Cambria" w:cstheme="minorHAnsi"/>
+          <w:color w:val="auto"/>
+          <w:sz w:val="24"/>
+          <w:szCs w:val="24"/>
+        </w:rPr>
+        <w:t>Quick Learner</w:t>
+      </w:r>
+      <w:r>
+        <w:rPr>
+          <w:rFonts w:ascii="Cambria" w:hAnsi="Cambria" w:cstheme="minorHAnsi"/>
+          <w:color w:val="auto"/>
+          <w:sz w:val="24"/>
+          <w:szCs w:val="24"/>
+        </w:rPr>
+        <w:t xml:space="preserve">, </w:t>
+      </w:r>
+      <w:r>
+        <w:rPr>
+          <w:rFonts w:ascii="Cambria" w:hAnsi="Cambria"/>
+          <w:color w:val="auto"/>
+          <w:sz w:val="24"/>
+          <w:szCs w:val="24"/>
+        </w:rPr>
+        <w:t>Financial Market Analysis</w:t>
+      </w:r>
+    </w:p>
+    <w:p>
+      <w:pPr>
+        <w:spacing w:after="60"/>
+        <w:jc w:val="both"/>
+        <w:rPr>
+          <w:rFonts w:ascii="Cambria" w:hAnsi="Cambria" w:cstheme="minorHAnsi"/>
+          <w:color w:val="auto"/>
+          <w:sz w:val="24"/>
+          <w:szCs w:val="24"/>
+        </w:rPr>
+      </w:pPr>
+      <w:r>
+        <w:rPr>
+          <w:rFonts w:ascii="Cambria" w:hAnsi="Cambria" w:cstheme="minorHAnsi"/>
+          <w:b/>
+          <w:bCs/>
+          <w:color w:val="auto"/>
+          <w:sz w:val="24"/>
+          <w:szCs w:val="24"/>
+        </w:rPr>
+        <w:t>Languages:</w:t>
+      </w:r>
+      <w:r>
+        <w:rPr>
+          <w:rFonts w:ascii="Cambria" w:hAnsi="Cambria" w:cstheme="minorHAnsi"/>
+          <w:color w:val="auto"/>
+          <w:sz w:val="24"/>
+          <w:szCs w:val="24"/>
+        </w:rPr>
+        <w:t xml:space="preserve"> Native English, Limited Working Spanish</w:t>
+      </w:r>
+    </w:p>
+    <w:p>
+      <w:pPr>
+        <w:pStyle w:val="Heading1"/>
+        <w:spacing w:before="100" w:after="60"/>
+        <w:rPr>
+          <w:rFonts w:ascii="Cambria" w:hAnsi="Cambria" w:cstheme="minorHAnsi"/>
+          <w:color w:val="005A9E"/>
+          <w:szCs w:val="28"/>
+        </w:rPr>
+      </w:pPr>
+      <w:r>
+        <w:rPr>
+          <w:rFonts w:ascii="Cambria" w:hAnsi="Cambria" w:cstheme="minorHAnsi"/>
+          <w:color w:val="005A9E"/>
+          <w:szCs w:val="28"/>
+        </w:rPr>
+        <w:t>Projects</w:t>
+      </w:r>
+    </w:p>
+    <w:p>
+      <w:pPr>
+        <w:spacing w:after="0" w:line="276" w:lineRule="auto"/>
+        <w:rPr>
+          <w:rFonts w:ascii="Cambria" w:hAnsi="Cambria" w:cstheme="minorHAnsi"/>
+          <w:color w:val="auto"/>
+          <w:sz w:val="24"/>
+          <w:szCs w:val="24"/>
+        </w:rPr>
+      </w:pPr>
+      <w:r>
+        <w:rPr>
+          <w:rFonts w:ascii="Cambria" w:hAnsi="Cambria" w:cstheme="minorHAnsi"/>
+          <w:b/>
+          <w:bCs/>
+          <w:color w:val="auto"/>
+          <w:sz w:val="24"/>
+          <w:szCs w:val="24"/>
+        </w:rPr>
+        <w:t>Personal Website</w:t>
+      </w:r>
+      <w:r>
+        <w:rPr>
+          <w:rFonts w:ascii="Cambria" w:hAnsi="Cambria" w:cstheme="minorHAnsi"/>
+          <w:b/>
+          <w:bCs/>
+          <w:color w:val="auto"/>
+          <w:sz w:val="24"/>
+          <w:szCs w:val="24"/>
+        </w:rPr>
+        <w:t xml:space="preserve"> (HTML, CSS, JavaScript)</w:t>
+      </w:r>
+      <w:r>
+        <w:rPr>
+          <w:rFonts w:ascii="Cambria" w:hAnsi="Cambria" w:cstheme="minorHAnsi"/>
+          <w:b/>
+          <w:bCs/>
+          <w:color w:val="auto"/>
+          <w:sz w:val="24"/>
+          <w:szCs w:val="24"/>
+        </w:rPr>
+        <w:t>:</w:t>
+      </w:r>
+      <w:r>
+        <w:rPr>
+          <w:rFonts w:ascii="Cambria" w:hAnsi="Cambria" w:cstheme="minorHAnsi"/>
+          <w:b/>
+          <w:bCs/>
+          <w:color w:val="auto"/>
+          <w:sz w:val="24"/>
+          <w:szCs w:val="24"/>
+        </w:rPr>
+        <w:t xml:space="preserve"> </w:t>
+      </w:r>
+      <w:r>
+        <w:rPr>
+          <w:rFonts w:ascii="Cambria" w:hAnsi="Cambria" w:cstheme="minorHAnsi"/>
+          <w:color w:val="auto"/>
+          <w:sz w:val="24"/>
+          <w:szCs w:val="24"/>
+        </w:rPr>
+        <w:t xml:space="preserve">Created </w:t>
+      </w:r>
+      <w:r>
+        <w:rPr>
+          <w:rFonts w:ascii="Cambria" w:hAnsi="Cambria" w:cstheme="minorHAnsi"/>
+          <w:color w:val="auto"/>
+          <w:sz w:val="24"/>
+          <w:szCs w:val="24"/>
+        </w:rPr>
+        <w:t>a v</w:t>
+      </w:r>
+      <w:r>
+        <w:rPr>
+          <w:rFonts w:ascii="Cambria" w:hAnsi="Cambria" w:cstheme="minorHAnsi"/>
+          <w:color w:val="auto"/>
+          <w:sz w:val="24"/>
+          <w:szCs w:val="24"/>
+        </w:rPr>
+        <w:t>isually appealing</w:t>
+      </w:r>
+      <w:r>
+        <w:rPr>
+          <w:rFonts w:ascii="Cambria" w:hAnsi="Cambria" w:cstheme="minorHAnsi"/>
+          <w:color w:val="auto"/>
+          <w:sz w:val="24"/>
+          <w:szCs w:val="24"/>
+        </w:rPr>
+        <w:t xml:space="preserve">, responsive </w:t>
+      </w:r>
+      <w:r>
+        <w:rPr>
+          <w:rFonts w:ascii="Cambria" w:hAnsi="Cambria" w:cstheme="minorHAnsi"/>
+          <w:color w:val="auto"/>
+          <w:sz w:val="24"/>
+          <w:szCs w:val="24"/>
+        </w:rPr>
+        <w:t xml:space="preserve">personal </w:t>
+      </w:r>
+      <w:r>
+        <w:rPr>
+          <w:rFonts w:ascii="Cambria" w:hAnsi="Cambria" w:cstheme="minorHAnsi"/>
+          <w:color w:val="auto"/>
+          <w:sz w:val="24"/>
+          <w:szCs w:val="24"/>
+        </w:rPr>
+        <w:t xml:space="preserve">portfolio </w:t>
+      </w:r>
+      <w:r>
+        <w:rPr>
+          <w:rFonts w:ascii="Cambria" w:hAnsi="Cambria" w:cstheme="minorHAnsi"/>
+          <w:color w:val="auto"/>
+          <w:sz w:val="24"/>
+          <w:szCs w:val="24"/>
+        </w:rPr>
+        <w:t>website to showcase web design capabilities</w:t>
+      </w:r>
+      <w:r>
+        <w:rPr>
+          <w:rFonts w:ascii="Cambria" w:hAnsi="Cambria" w:cstheme="minorHAnsi"/>
+          <w:color w:val="auto"/>
+          <w:sz w:val="24"/>
+          <w:szCs w:val="24"/>
+        </w:rPr>
+        <w:t xml:space="preserve"> in vanilla frontend languages</w:t>
+      </w:r>
+    </w:p>
+    <w:p>
+      <w:pPr>
+        <w:spacing w:after="0" w:line="276" w:lineRule="auto"/>
+        <w:rPr>
+          <w:rFonts w:ascii="Cambria" w:hAnsi="Cambria" w:cstheme="minorHAnsi"/>
+          <w:color w:val="auto"/>
+          <w:sz w:val="24"/>
+          <w:szCs w:val="24"/>
+        </w:rPr>
+      </w:pPr>
+      <w:r>
+        <w:rPr>
+          <w:rFonts w:ascii="Cambria" w:hAnsi="Cambria" w:cstheme="minorHAnsi"/>
+          <w:b/>
+          <w:bCs/>
+          <w:color w:val="auto"/>
+          <w:sz w:val="24"/>
+          <w:szCs w:val="24"/>
+        </w:rPr>
+        <w:t>Task Manager (Python):</w:t>
+      </w:r>
+      <w:r>
+        <w:rPr>
+          <w:rFonts w:ascii="Cambria" w:hAnsi="Cambria" w:cstheme="minorHAnsi"/>
+          <w:color w:val="auto"/>
+          <w:sz w:val="24"/>
+          <w:szCs w:val="24"/>
+        </w:rPr>
+        <w:t xml:space="preserve"> Developed a colorized CLI task management application for adding and viewing tasks, and marking tasks as completed. Used modular architecture according to OOP principles to ensure extensibility and maintainability</w:t>
+      </w:r>
+    </w:p>
+    <w:p>
+      <w:pPr>
+        <w:pStyle w:val="Heading1"/>
+        <w:spacing w:before="100" w:after="60"/>
+        <w:rPr>
+          <w:rFonts w:ascii="Cambria" w:hAnsi="Cambria" w:cstheme="minorHAnsi"/>
+          <w:color w:val="005A9E"/>
           <w:sz w:val="32"/>
           <w:szCs w:val="36"/>
         </w:rPr>
@@ -985,1069 +2230,53 @@
           <w:rFonts w:ascii="Cambria" w:hAnsi="Cambria" w:cstheme="minorHAnsi"/>
           <w:color w:val="005A9E"/>
         </w:rPr>
-        <w:t>Experience</w:t>
+        <w:t>Interests</w:t>
       </w:r>
     </w:p>
     <w:p>
       <w:pPr>
-        <w:spacing w:before="60" w:after="40"/>
-        <w:rPr>
-          <w:rFonts w:ascii="Cambria" w:hAnsi="Cambria"/>
-          <w:b/>
-          <w:bCs/>
-          <w:color w:val="auto"/>
-          <w:sz w:val="24"/>
-          <w:szCs w:val="24"/>
-        </w:rPr>
-      </w:pPr>
-      <w:r>
-        <w:rPr>
-          <w:rFonts w:ascii="Cambria" w:hAnsi="Cambria"/>
-          <w:b/>
-          <w:bCs/>
-          <w:color w:val="auto"/>
-          <w:sz w:val="24"/>
-          <w:szCs w:val="24"/>
-        </w:rPr>
-        <w:t>Founder and President  |  LHS Rock Climbing Club</w:t>
-      </w:r>
-      <w:r>
-        <w:rPr>
-          <w:rFonts w:ascii="Cambria" w:hAnsi="Cambria"/>
-          <w:b/>
-          <w:bCs/>
-          <w:color w:val="auto"/>
-          <w:sz w:val="24"/>
-          <w:szCs w:val="24"/>
-        </w:rPr>
-        <w:tab/>
-        <w:t xml:space="preserve">  </w:t>
-      </w:r>
-      <w:r>
-        <w:rPr>
-          <w:rFonts w:ascii="Cambria" w:hAnsi="Cambria"/>
-          <w:b/>
-          <w:bCs/>
-          <w:color w:val="auto"/>
-          <w:sz w:val="24"/>
-          <w:szCs w:val="24"/>
-        </w:rPr>
-        <w:t xml:space="preserve">   </w:t>
-      </w:r>
-      <w:r>
-        <w:rPr>
-          <w:rFonts w:ascii="Cambria" w:hAnsi="Cambria"/>
-          <w:b/>
-          <w:bCs/>
-          <w:color w:val="auto"/>
-          <w:sz w:val="24"/>
-          <w:szCs w:val="24"/>
-        </w:rPr>
-        <w:t xml:space="preserve">White Lake, MI  |  Sep 2024 – </w:t>
-      </w:r>
-      <w:r>
-        <w:rPr>
-          <w:rFonts w:ascii="Cambria" w:hAnsi="Cambria"/>
-          <w:b/>
-          <w:bCs/>
-          <w:color w:val="auto"/>
-          <w:sz w:val="24"/>
-          <w:szCs w:val="24"/>
-        </w:rPr>
-        <w:t>Jun 2025</w:t>
-      </w:r>
-    </w:p>
-    <w:p>
-      <w:pPr>
-        <w:pStyle w:val="ListBullet"/>
-        <w:spacing w:after="0"/>
-        <w:rPr>
-          <w:rFonts w:ascii="Cambria" w:hAnsi="Cambria" w:cstheme="minorHAnsi"/>
-          <w:color w:val="auto"/>
-          <w:sz w:val="24"/>
-          <w:szCs w:val="24"/>
-        </w:rPr>
-      </w:pPr>
-      <w:r>
-        <w:rPr>
-          <w:rFonts w:ascii="Cambria" w:hAnsi="Cambria" w:cstheme="minorHAnsi"/>
-          <w:color w:val="auto"/>
-          <w:sz w:val="24"/>
-          <w:szCs w:val="24"/>
-        </w:rPr>
-        <w:t>Drafted educational materials and led group-wide discussions at weekly meetings</w:t>
-      </w:r>
-    </w:p>
-    <w:p>
-      <w:pPr>
-        <w:pStyle w:val="ListBullet"/>
-        <w:spacing w:after="0"/>
-        <w:rPr>
-          <w:rFonts w:ascii="Cambria" w:hAnsi="Cambria" w:cstheme="minorHAnsi"/>
-          <w:color w:val="auto"/>
-          <w:sz w:val="24"/>
-          <w:szCs w:val="24"/>
-        </w:rPr>
-      </w:pPr>
-      <w:r>
-        <w:rPr>
-          <w:rFonts w:ascii="Cambria" w:hAnsi="Cambria" w:cstheme="minorHAnsi"/>
-          <w:color w:val="auto"/>
-          <w:sz w:val="24"/>
-          <w:szCs w:val="24"/>
-        </w:rPr>
-        <w:t xml:space="preserve">Met at climbing gym and developed climbing skills in a </w:t>
-      </w:r>
-      <w:r>
-        <w:rPr>
-          <w:rFonts w:ascii="Cambria" w:hAnsi="Cambria" w:cstheme="minorHAnsi"/>
-          <w:color w:val="auto"/>
-          <w:sz w:val="24"/>
-          <w:szCs w:val="24"/>
-        </w:rPr>
-        <w:t xml:space="preserve">collaborative </w:t>
-      </w:r>
-      <w:r>
-        <w:rPr>
-          <w:rFonts w:ascii="Cambria" w:hAnsi="Cambria" w:cstheme="minorHAnsi"/>
-          <w:color w:val="auto"/>
-          <w:sz w:val="24"/>
-          <w:szCs w:val="24"/>
-        </w:rPr>
-        <w:t>group setting</w:t>
-      </w:r>
-    </w:p>
-    <w:p>
-      <w:pPr>
-        <w:spacing w:before="60" w:after="40"/>
-        <w:rPr>
-          <w:rFonts w:ascii="Cambria" w:hAnsi="Cambria"/>
-          <w:b/>
-          <w:bCs/>
-          <w:color w:val="auto"/>
-          <w:sz w:val="24"/>
-          <w:szCs w:val="24"/>
-        </w:rPr>
-      </w:pPr>
-      <w:r>
-        <w:rPr>
-          <w:rFonts w:ascii="Cambria" w:hAnsi="Cambria"/>
-          <w:b/>
-          <w:bCs/>
-          <w:color w:val="auto"/>
-          <w:sz w:val="24"/>
-          <w:szCs w:val="24"/>
-        </w:rPr>
-        <w:t xml:space="preserve">Photographer  |  Drew Ramboer Photography         </w:t>
-      </w:r>
-      <w:r>
-        <w:rPr>
-          <w:rFonts w:ascii="Cambria" w:hAnsi="Cambria"/>
-          <w:b/>
-          <w:bCs/>
-          <w:color w:val="auto"/>
-          <w:sz w:val="24"/>
-          <w:szCs w:val="24"/>
-        </w:rPr>
-        <w:tab/>
-        <w:t xml:space="preserve">    </w:t>
-      </w:r>
-      <w:r>
-        <w:rPr>
-          <w:rFonts w:ascii="Cambria" w:hAnsi="Cambria"/>
-          <w:b/>
-          <w:bCs/>
-          <w:color w:val="auto"/>
-          <w:sz w:val="24"/>
-          <w:szCs w:val="24"/>
-        </w:rPr>
-        <w:t xml:space="preserve">   </w:t>
-      </w:r>
-      <w:r>
-        <w:rPr>
-          <w:rFonts w:ascii="Cambria" w:hAnsi="Cambria"/>
-          <w:b/>
-          <w:bCs/>
-          <w:color w:val="auto"/>
-          <w:sz w:val="24"/>
-          <w:szCs w:val="24"/>
-        </w:rPr>
-        <w:t xml:space="preserve">Davisburg, MI  |  Apr 2020 – </w:t>
-      </w:r>
-      <w:r>
-        <w:rPr>
-          <w:rFonts w:ascii="Cambria" w:hAnsi="Cambria"/>
-          <w:b/>
-          <w:bCs/>
-          <w:color w:val="auto"/>
-          <w:sz w:val="24"/>
-          <w:szCs w:val="24"/>
-        </w:rPr>
-        <w:t>Jan 2025</w:t>
-      </w:r>
-    </w:p>
-    <w:p>
-      <w:pPr>
-        <w:pStyle w:val="ListBullet"/>
-        <w:spacing w:after="0"/>
-        <w:rPr>
-          <w:rFonts w:ascii="Cambria" w:hAnsi="Cambria" w:cstheme="minorHAnsi"/>
-          <w:color w:val="auto"/>
-          <w:sz w:val="24"/>
-          <w:szCs w:val="24"/>
-        </w:rPr>
-      </w:pPr>
-      <w:r>
-        <w:rPr>
-          <w:rFonts w:ascii="Cambria" w:hAnsi="Cambria" w:cstheme="minorHAnsi"/>
-          <w:color w:val="auto"/>
-          <w:sz w:val="24"/>
-          <w:szCs w:val="24"/>
-        </w:rPr>
-        <w:t xml:space="preserve">Founded and operated a premium photographic print business for my </w:t>
-      </w:r>
-      <w:r>
-        <w:rPr>
-          <w:rFonts w:ascii="Cambria" w:hAnsi="Cambria" w:cstheme="minorHAnsi"/>
-          <w:color w:val="auto"/>
-          <w:sz w:val="24"/>
-          <w:szCs w:val="24"/>
-        </w:rPr>
-        <w:t xml:space="preserve">nature </w:t>
-      </w:r>
-      <w:r>
-        <w:rPr>
-          <w:rFonts w:ascii="Cambria" w:hAnsi="Cambria" w:cstheme="minorHAnsi"/>
-          <w:color w:val="auto"/>
-          <w:sz w:val="24"/>
-          <w:szCs w:val="24"/>
-        </w:rPr>
-        <w:t>photography</w:t>
-      </w:r>
-    </w:p>
-    <w:p>
-      <w:pPr>
-        <w:pStyle w:val="ListBullet"/>
-        <w:spacing w:after="0"/>
-        <w:rPr>
-          <w:rFonts w:ascii="Cambria" w:hAnsi="Cambria" w:cstheme="minorHAnsi"/>
-          <w:color w:val="auto"/>
-          <w:sz w:val="24"/>
-          <w:szCs w:val="24"/>
-        </w:rPr>
-      </w:pPr>
-      <w:r>
-        <w:rPr>
-          <w:rFonts w:ascii="Cambria" w:hAnsi="Cambria" w:cstheme="minorHAnsi"/>
-          <w:color w:val="auto"/>
-          <w:sz w:val="24"/>
-          <w:szCs w:val="24"/>
-        </w:rPr>
-        <w:t>Designed and maintained business website to sell photographic prints and other related products</w:t>
-      </w:r>
-    </w:p>
-    <w:p>
-      <w:pPr>
-        <w:pStyle w:val="ListBullet"/>
-        <w:spacing w:after="0"/>
-        <w:rPr>
-          <w:rFonts w:ascii="Cambria" w:hAnsi="Cambria" w:cstheme="minorHAnsi"/>
-          <w:color w:val="auto"/>
-          <w:sz w:val="24"/>
-          <w:szCs w:val="24"/>
-        </w:rPr>
-      </w:pPr>
-      <w:r>
-        <w:rPr>
-          <w:rFonts w:ascii="Cambria" w:hAnsi="Cambria" w:cstheme="minorHAnsi"/>
-          <w:color w:val="auto"/>
-          <w:sz w:val="24"/>
-          <w:szCs w:val="24"/>
-        </w:rPr>
-        <w:t>Learned and executed social media marketing tactics to boost sales and engagement</w:t>
-      </w:r>
-    </w:p>
-    <w:p>
-      <w:pPr>
-        <w:spacing w:before="60" w:after="40"/>
-        <w:rPr>
-          <w:rFonts w:ascii="Cambria" w:hAnsi="Cambria"/>
-          <w:b/>
-          <w:bCs/>
-          <w:color w:val="auto"/>
-          <w:sz w:val="24"/>
-          <w:szCs w:val="24"/>
-        </w:rPr>
-      </w:pPr>
-      <w:r>
-        <w:rPr>
-          <w:rFonts w:ascii="Cambria" w:hAnsi="Cambria"/>
-          <w:b/>
-          <w:bCs/>
-          <w:color w:val="auto"/>
-          <w:sz w:val="24"/>
-          <w:szCs w:val="24"/>
-        </w:rPr>
-        <w:t xml:space="preserve">Assistant Captain  |  USA Eagles Hockey         </w:t>
-      </w:r>
-      <w:r>
-        <w:rPr>
-          <w:rFonts w:ascii="Cambria" w:hAnsi="Cambria"/>
-          <w:b/>
-          <w:bCs/>
-          <w:color w:val="auto"/>
-          <w:sz w:val="24"/>
-          <w:szCs w:val="24"/>
-        </w:rPr>
-        <w:tab/>
-      </w:r>
-      <w:r>
-        <w:rPr>
-          <w:rFonts w:ascii="Cambria" w:hAnsi="Cambria"/>
-          <w:b/>
-          <w:bCs/>
-          <w:color w:val="auto"/>
-          <w:sz w:val="24"/>
-          <w:szCs w:val="24"/>
-        </w:rPr>
-        <w:t xml:space="preserve">      </w:t>
-      </w:r>
-      <w:r>
-        <w:rPr>
-          <w:rFonts w:ascii="Cambria" w:hAnsi="Cambria"/>
-          <w:b/>
-          <w:bCs/>
-          <w:color w:val="auto"/>
-          <w:sz w:val="24"/>
-          <w:szCs w:val="24"/>
-        </w:rPr>
-        <w:t>West Bloomfield, MI  |  Aug 2022 – Mar 2024</w:t>
-      </w:r>
-    </w:p>
-    <w:p>
-      <w:pPr>
-        <w:pStyle w:val="ListBullet"/>
-        <w:spacing w:after="0"/>
-        <w:rPr>
-          <w:rFonts w:ascii="Cambria" w:hAnsi="Cambria" w:cstheme="minorHAnsi"/>
-          <w:color w:val="auto"/>
-          <w:sz w:val="24"/>
-          <w:szCs w:val="24"/>
-        </w:rPr>
-      </w:pPr>
-      <w:r>
-        <w:rPr>
-          <w:rFonts w:ascii="Cambria" w:hAnsi="Cambria" w:cstheme="minorHAnsi"/>
-          <w:color w:val="auto"/>
-          <w:sz w:val="24"/>
-          <w:szCs w:val="24"/>
-        </w:rPr>
-        <w:t xml:space="preserve">Led team of </w:t>
-      </w:r>
-      <w:r>
-        <w:rPr>
-          <w:rFonts w:ascii="Cambria" w:hAnsi="Cambria" w:cstheme="minorHAnsi"/>
-          <w:color w:val="auto"/>
-          <w:sz w:val="24"/>
-          <w:szCs w:val="24"/>
-        </w:rPr>
-        <w:t xml:space="preserve">over </w:t>
-      </w:r>
-      <w:r>
-        <w:rPr>
-          <w:rFonts w:ascii="Cambria" w:hAnsi="Cambria" w:cstheme="minorHAnsi"/>
-          <w:color w:val="auto"/>
-          <w:sz w:val="24"/>
-          <w:szCs w:val="24"/>
-        </w:rPr>
-        <w:t>20 players per season</w:t>
-      </w:r>
-      <w:r>
-        <w:rPr>
-          <w:rFonts w:ascii="Cambria" w:hAnsi="Cambria" w:cstheme="minorHAnsi"/>
-          <w:color w:val="auto"/>
-          <w:sz w:val="24"/>
-          <w:szCs w:val="24"/>
-        </w:rPr>
-        <w:t xml:space="preserve"> </w:t>
-      </w:r>
-      <w:r>
-        <w:rPr>
-          <w:rFonts w:ascii="Cambria" w:hAnsi="Cambria" w:cstheme="minorHAnsi"/>
-          <w:color w:val="auto"/>
-          <w:sz w:val="24"/>
-          <w:szCs w:val="24"/>
-        </w:rPr>
-        <w:t>during games</w:t>
-      </w:r>
-      <w:r>
-        <w:rPr>
-          <w:rFonts w:ascii="Cambria" w:hAnsi="Cambria" w:cstheme="minorHAnsi"/>
-          <w:color w:val="auto"/>
-          <w:sz w:val="24"/>
-          <w:szCs w:val="24"/>
-        </w:rPr>
-        <w:t xml:space="preserve">, </w:t>
-      </w:r>
-      <w:r>
-        <w:rPr>
-          <w:rFonts w:ascii="Cambria" w:hAnsi="Cambria" w:cstheme="minorHAnsi"/>
-          <w:color w:val="auto"/>
-          <w:sz w:val="24"/>
-          <w:szCs w:val="24"/>
-        </w:rPr>
-        <w:t>practices</w:t>
-      </w:r>
-      <w:r>
-        <w:rPr>
-          <w:rFonts w:ascii="Cambria" w:hAnsi="Cambria" w:cstheme="minorHAnsi"/>
-          <w:color w:val="auto"/>
-          <w:sz w:val="24"/>
-          <w:szCs w:val="24"/>
-        </w:rPr>
-        <w:t xml:space="preserve">, </w:t>
-      </w:r>
-      <w:r>
-        <w:rPr>
-          <w:rFonts w:ascii="Cambria" w:hAnsi="Cambria" w:cstheme="minorHAnsi"/>
-          <w:color w:val="auto"/>
-          <w:sz w:val="24"/>
-          <w:szCs w:val="24"/>
-        </w:rPr>
-        <w:t>workouts</w:t>
-      </w:r>
-      <w:r>
-        <w:rPr>
-          <w:rFonts w:ascii="Cambria" w:hAnsi="Cambria" w:cstheme="minorHAnsi"/>
-          <w:color w:val="auto"/>
-          <w:sz w:val="24"/>
-          <w:szCs w:val="24"/>
-        </w:rPr>
-        <w:t>,</w:t>
-      </w:r>
-      <w:r>
-        <w:rPr>
-          <w:rFonts w:ascii="Cambria" w:hAnsi="Cambria" w:cstheme="minorHAnsi"/>
-          <w:color w:val="auto"/>
-          <w:sz w:val="24"/>
-          <w:szCs w:val="24"/>
-        </w:rPr>
-        <w:t xml:space="preserve"> and film</w:t>
-      </w:r>
-      <w:r>
-        <w:rPr>
-          <w:rFonts w:ascii="Cambria" w:hAnsi="Cambria" w:cstheme="minorHAnsi"/>
-          <w:color w:val="auto"/>
-          <w:sz w:val="24"/>
-          <w:szCs w:val="24"/>
-        </w:rPr>
-        <w:t xml:space="preserve"> sessions</w:t>
-      </w:r>
-    </w:p>
-    <w:p>
-      <w:pPr>
-        <w:pStyle w:val="Heading1"/>
-        <w:spacing w:before="100" w:after="60"/>
-        <w:rPr>
-          <w:rFonts w:ascii="Cambria" w:hAnsi="Cambria" w:cstheme="minorHAnsi"/>
-          <w:color w:val="005A9E"/>
-          <w:szCs w:val="28"/>
-        </w:rPr>
-      </w:pPr>
-      <w:r>
-        <w:rPr>
-          <w:rFonts w:ascii="Cambria" w:hAnsi="Cambria" w:cstheme="minorHAnsi"/>
-          <w:color w:val="005A9E"/>
-          <w:szCs w:val="28"/>
-        </w:rPr>
-        <w:t>Skills</w:t>
-      </w:r>
-    </w:p>
-    <w:p>
-      <w:pPr>
-        <w:spacing w:after="60"/>
-        <w:jc w:val="both"/>
-        <w:rPr>
-          <w:rFonts w:ascii="Cambria" w:hAnsi="Cambria" w:cstheme="minorHAnsi"/>
-          <w:b/>
-          <w:color w:val="auto"/>
-          <w:sz w:val="24"/>
-          <w:szCs w:val="24"/>
-        </w:rPr>
-      </w:pPr>
-      <w:r>
-        <w:rPr>
-          <w:rFonts w:ascii="Cambria" w:hAnsi="Cambria" w:cstheme="minorHAnsi"/>
-          <w:b/>
-          <w:bCs/>
-          <w:color w:val="auto"/>
-          <w:sz w:val="24"/>
-          <w:szCs w:val="24"/>
-        </w:rPr>
-        <w:t>Software</w:t>
-      </w:r>
-      <w:r>
-        <w:rPr>
-          <w:rFonts w:ascii="Cambria" w:hAnsi="Cambria" w:cstheme="minorHAnsi"/>
-          <w:b/>
-          <w:bCs/>
-          <w:color w:val="auto"/>
-          <w:sz w:val="24"/>
-          <w:szCs w:val="24"/>
-        </w:rPr>
-        <w:t xml:space="preserve">: </w:t>
-      </w:r>
-      <w:r>
-        <w:rPr>
-          <w:rFonts w:ascii="Cambria" w:hAnsi="Cambria" w:cstheme="minorHAnsi"/>
-          <w:color w:val="auto"/>
-          <w:sz w:val="24"/>
-          <w:szCs w:val="24"/>
-        </w:rPr>
-        <w:t>P</w:t>
-      </w:r>
-      <w:r>
-        <w:rPr>
-          <w:rFonts w:ascii="Cambria" w:hAnsi="Cambria" w:cstheme="minorHAnsi"/>
-          <w:color w:val="auto"/>
-          <w:sz w:val="24"/>
-          <w:szCs w:val="24"/>
-        </w:rPr>
-        <w:t>ython, HTML, CSS</w:t>
-      </w:r>
-      <w:r>
-        <w:rPr>
-          <w:rFonts w:ascii="Cambria" w:hAnsi="Cambria" w:cstheme="minorHAnsi"/>
-          <w:color w:val="auto"/>
-          <w:sz w:val="24"/>
-          <w:szCs w:val="24"/>
-        </w:rPr>
-        <w:t xml:space="preserve">, </w:t>
-      </w:r>
-      <w:r>
-        <w:rPr>
-          <w:rFonts w:ascii="Cambria" w:hAnsi="Cambria" w:cstheme="minorHAnsi"/>
-          <w:color w:val="auto"/>
-          <w:sz w:val="24"/>
-          <w:szCs w:val="24"/>
-        </w:rPr>
-        <w:t xml:space="preserve">JavaScript, </w:t>
-      </w:r>
-      <w:r>
-        <w:rPr>
-          <w:rFonts w:ascii="Cambria" w:hAnsi="Cambria" w:cstheme="minorHAnsi"/>
-          <w:color w:val="auto"/>
-          <w:sz w:val="24"/>
-          <w:szCs w:val="24"/>
-        </w:rPr>
-        <w:t>GitHub, Git, Microsoft Excel</w:t>
-      </w:r>
-      <w:r>
-        <w:rPr>
-          <w:rFonts w:ascii="Cambria" w:hAnsi="Cambria" w:cstheme="minorHAnsi"/>
-          <w:color w:val="auto"/>
-          <w:sz w:val="24"/>
-          <w:szCs w:val="24"/>
-        </w:rPr>
-        <w:t>, VS</w:t>
-      </w:r>
-      <w:r>
-        <w:rPr>
-          <w:rFonts w:ascii="Cambria" w:hAnsi="Cambria" w:cstheme="minorHAnsi"/>
-          <w:color w:val="auto"/>
-          <w:sz w:val="24"/>
-          <w:szCs w:val="24"/>
-        </w:rPr>
-        <w:t xml:space="preserve"> </w:t>
-      </w:r>
-      <w:r>
-        <w:rPr>
-          <w:rFonts w:ascii="Cambria" w:hAnsi="Cambria" w:cstheme="minorHAnsi"/>
-          <w:color w:val="auto"/>
-          <w:sz w:val="24"/>
-          <w:szCs w:val="24"/>
-        </w:rPr>
-        <w:t>Code</w:t>
-      </w:r>
-      <w:r>
-        <w:rPr>
-          <w:rFonts w:ascii="Cambria" w:hAnsi="Cambria" w:cstheme="minorHAnsi"/>
-          <w:color w:val="auto"/>
-          <w:sz w:val="24"/>
-          <w:szCs w:val="24"/>
-        </w:rPr>
-        <w:t xml:space="preserve">, </w:t>
-      </w:r>
-      <w:r>
-        <w:rPr>
-          <w:rFonts w:ascii="Cambria" w:hAnsi="Cambria" w:cstheme="minorHAnsi"/>
-          <w:color w:val="auto"/>
-          <w:sz w:val="24"/>
-          <w:szCs w:val="24"/>
-        </w:rPr>
-        <w:t xml:space="preserve">Adobe Lightroom, </w:t>
-      </w:r>
-      <w:r>
-        <w:rPr>
-          <w:rFonts w:ascii="Cambria" w:hAnsi="Cambria" w:cstheme="minorHAnsi"/>
-          <w:color w:val="auto"/>
-          <w:sz w:val="24"/>
-          <w:szCs w:val="24"/>
-        </w:rPr>
-        <w:t>DaVinci Resolve, 3D Printing</w:t>
-      </w:r>
-    </w:p>
-    <w:p>
-      <w:pPr>
-        <w:spacing w:after="60"/>
-        <w:jc w:val="both"/>
-        <w:rPr>
-          <w:rFonts w:ascii="Cambria" w:hAnsi="Cambria" w:cstheme="minorHAnsi"/>
-          <w:b/>
-          <w:color w:val="auto"/>
-          <w:sz w:val="24"/>
-          <w:szCs w:val="24"/>
-        </w:rPr>
-      </w:pPr>
-      <w:r>
-        <w:rPr>
-          <w:rFonts w:ascii="Cambria" w:hAnsi="Cambria" w:cstheme="minorHAnsi"/>
-          <w:b/>
-          <w:bCs/>
-          <w:color w:val="auto"/>
-          <w:sz w:val="24"/>
-          <w:szCs w:val="24"/>
-        </w:rPr>
-        <w:t>Abilities:</w:t>
-      </w:r>
-      <w:r>
-        <w:rPr>
-          <w:rFonts w:ascii="Cambria" w:hAnsi="Cambria" w:cstheme="minorHAnsi"/>
-          <w:b/>
-          <w:color w:val="auto"/>
-          <w:sz w:val="24"/>
-          <w:szCs w:val="24"/>
-        </w:rPr>
-        <w:t xml:space="preserve"> </w:t>
-      </w:r>
-      <w:r>
-        <w:rPr>
-          <w:rFonts w:ascii="Cambria" w:hAnsi="Cambria" w:cstheme="minorHAnsi"/>
-          <w:color w:val="auto"/>
-          <w:sz w:val="24"/>
-          <w:szCs w:val="24"/>
-        </w:rPr>
-        <w:t xml:space="preserve">Team Leadership, </w:t>
-      </w:r>
-      <w:r>
-        <w:rPr>
-          <w:rFonts w:ascii="Cambria" w:hAnsi="Cambria" w:cstheme="minorHAnsi"/>
-          <w:color w:val="auto"/>
-          <w:sz w:val="24"/>
-          <w:szCs w:val="24"/>
-        </w:rPr>
-        <w:t xml:space="preserve">Time Management, </w:t>
-      </w:r>
-      <w:r>
-        <w:rPr>
-          <w:rFonts w:ascii="Cambria" w:hAnsi="Cambria" w:cstheme="minorHAnsi"/>
-          <w:color w:val="auto"/>
-          <w:sz w:val="24"/>
-          <w:szCs w:val="24"/>
-        </w:rPr>
-        <w:t>Quick Learner</w:t>
-      </w:r>
-      <w:r>
-        <w:rPr>
-          <w:rFonts w:ascii="Cambria" w:hAnsi="Cambria" w:cstheme="minorHAnsi"/>
-          <w:color w:val="auto"/>
-          <w:sz w:val="24"/>
-          <w:szCs w:val="24"/>
-        </w:rPr>
-        <w:t xml:space="preserve">, </w:t>
-      </w:r>
-      <w:r>
-        <w:rPr>
-          <w:rFonts w:ascii="Cambria" w:hAnsi="Cambria"/>
-          <w:color w:val="auto"/>
-          <w:sz w:val="24"/>
-          <w:szCs w:val="24"/>
-        </w:rPr>
-        <w:t>Financial Market Analysis</w:t>
-      </w:r>
-    </w:p>
-    <w:p>
-      <w:pPr>
-        <w:spacing w:after="60"/>
-        <w:jc w:val="both"/>
-        <w:rPr>
-          <w:rFonts w:ascii="Cambria" w:hAnsi="Cambria" w:cstheme="minorHAnsi"/>
-          <w:color w:val="auto"/>
-          <w:sz w:val="24"/>
-          <w:szCs w:val="24"/>
-        </w:rPr>
-      </w:pPr>
-      <w:r>
-        <w:rPr>
-          <w:rFonts w:ascii="Cambria" w:hAnsi="Cambria" w:cstheme="minorHAnsi"/>
-          <w:b/>
-          <w:bCs/>
-          <w:color w:val="auto"/>
-          <w:sz w:val="24"/>
-          <w:szCs w:val="24"/>
-        </w:rPr>
-        <w:t>Languages:</w:t>
-      </w:r>
-      <w:r>
-        <w:rPr>
-          <w:rFonts w:ascii="Cambria" w:hAnsi="Cambria" w:cstheme="minorHAnsi"/>
-          <w:color w:val="auto"/>
-          <w:sz w:val="24"/>
-          <w:szCs w:val="24"/>
-        </w:rPr>
-        <w:t xml:space="preserve"> Native English, Limited Working Spanish</w:t>
-      </w:r>
-    </w:p>
-    <w:p>
-      <w:pPr>
-        <w:pStyle w:val="Heading1"/>
-        <w:spacing w:before="100" w:after="60"/>
-        <w:rPr>
-          <w:rFonts w:ascii="Cambria" w:hAnsi="Cambria" w:cstheme="minorHAnsi"/>
-          <w:color w:val="005A9E"/>
-          <w:szCs w:val="28"/>
-        </w:rPr>
-      </w:pPr>
-      <w:r>
-        <w:rPr>
-          <w:rFonts w:ascii="Cambria" w:hAnsi="Cambria" w:cstheme="minorHAnsi"/>
-          <w:color w:val="005A9E"/>
-          <w:szCs w:val="28"/>
-        </w:rPr>
-        <w:t>Projects</w:t>
-      </w:r>
-    </w:p>
-    <w:p>
-      <w:pPr>
         <w:spacing w:after="0" w:line="276" w:lineRule="auto"/>
         <w:rPr>
           <w:rFonts w:ascii="Cambria" w:hAnsi="Cambria" w:cstheme="minorHAnsi"/>
-          <w:color w:val="auto"/>
-          <w:sz w:val="24"/>
-          <w:szCs w:val="24"/>
-        </w:rPr>
-      </w:pPr>
-      <w:r>
-        <w:rPr>
-          <w:rFonts w:ascii="Cambria" w:hAnsi="Cambria" w:cstheme="minorHAnsi"/>
-          <w:b/>
-          <w:bCs/>
-          <w:color w:val="auto"/>
-          <w:sz w:val="24"/>
-          <w:szCs w:val="24"/>
-        </w:rPr>
-        <w:t>Personal Website</w:t>
-      </w:r>
-      <w:r>
-        <w:rPr>
-          <w:rFonts w:ascii="Cambria" w:hAnsi="Cambria" w:cstheme="minorHAnsi"/>
-          <w:b/>
-          <w:bCs/>
-          <w:color w:val="auto"/>
-          <w:sz w:val="24"/>
-          <w:szCs w:val="24"/>
-        </w:rPr>
-        <w:t xml:space="preserve"> (HTML, CSS, JavaScript)</w:t>
-      </w:r>
-      <w:r>
-        <w:rPr>
-          <w:rFonts w:ascii="Cambria" w:hAnsi="Cambria" w:cstheme="minorHAnsi"/>
-          <w:b/>
-          <w:bCs/>
-          <w:color w:val="auto"/>
-          <w:sz w:val="24"/>
-          <w:szCs w:val="24"/>
-        </w:rPr>
-        <w:t>:</w:t>
-      </w:r>
-      <w:r>
-        <w:rPr>
-          <w:rFonts w:ascii="Cambria" w:hAnsi="Cambria" w:cstheme="minorHAnsi"/>
-          <w:b/>
-          <w:bCs/>
-          <w:color w:val="auto"/>
-          <w:sz w:val="24"/>
-          <w:szCs w:val="24"/>
-        </w:rPr>
-        <w:t xml:space="preserve"> </w:t>
-      </w:r>
-      <w:r>
-        <w:rPr>
-          <w:rFonts w:ascii="Cambria" w:hAnsi="Cambria" w:cstheme="minorHAnsi"/>
-          <w:color w:val="auto"/>
-          <w:sz w:val="24"/>
-          <w:szCs w:val="24"/>
-        </w:rPr>
-        <w:t xml:space="preserve">Created </w:t>
-      </w:r>
-      <w:r>
-        <w:rPr>
-          <w:rFonts w:ascii="Cambria" w:hAnsi="Cambria" w:cstheme="minorHAnsi"/>
-          <w:color w:val="auto"/>
-          <w:sz w:val="24"/>
-          <w:szCs w:val="24"/>
-        </w:rPr>
-        <w:t>a v</w:t>
-      </w:r>
-      <w:r>
-        <w:rPr>
-          <w:rFonts w:ascii="Cambria" w:hAnsi="Cambria" w:cstheme="minorHAnsi"/>
-          <w:color w:val="auto"/>
-          <w:sz w:val="24"/>
-          <w:szCs w:val="24"/>
-        </w:rPr>
-        <w:t>isually appealing</w:t>
-      </w:r>
-      <w:r>
-        <w:rPr>
-          <w:rFonts w:ascii="Cambria" w:hAnsi="Cambria" w:cstheme="minorHAnsi"/>
-          <w:color w:val="auto"/>
-          <w:sz w:val="24"/>
-          <w:szCs w:val="24"/>
-        </w:rPr>
-        <w:t xml:space="preserve">, responsive </w:t>
-      </w:r>
-      <w:r>
-        <w:rPr>
-          <w:rFonts w:ascii="Cambria" w:hAnsi="Cambria" w:cstheme="minorHAnsi"/>
-          <w:color w:val="auto"/>
-          <w:sz w:val="24"/>
-          <w:szCs w:val="24"/>
-        </w:rPr>
-        <w:t xml:space="preserve">personal </w:t>
-      </w:r>
-      <w:r>
-        <w:rPr>
-          <w:rFonts w:ascii="Cambria" w:hAnsi="Cambria" w:cstheme="minorHAnsi"/>
-          <w:color w:val="auto"/>
-          <w:sz w:val="24"/>
-          <w:szCs w:val="24"/>
-        </w:rPr>
-        <w:t xml:space="preserve">portfolio </w:t>
-      </w:r>
-      <w:r>
-        <w:rPr>
-          <w:rFonts w:ascii="Cambria" w:hAnsi="Cambria" w:cstheme="minorHAnsi"/>
-          <w:color w:val="auto"/>
-          <w:sz w:val="24"/>
-          <w:szCs w:val="24"/>
-        </w:rPr>
-        <w:t>website to showcase web design capabilities</w:t>
-      </w:r>
-      <w:r>
-        <w:rPr>
-          <w:rFonts w:ascii="Cambria" w:hAnsi="Cambria" w:cstheme="minorHAnsi"/>
-          <w:color w:val="auto"/>
-          <w:sz w:val="24"/>
-          <w:szCs w:val="24"/>
-        </w:rPr>
-        <w:t xml:space="preserve"> in vanilla frontend languages</w:t>
-      </w:r>
-    </w:p>
-    <w:p>
-      <w:pPr>
-        <w:spacing w:after="0" w:line="276" w:lineRule="auto"/>
-        <w:rPr>
-          <w:rFonts w:ascii="Cambria" w:hAnsi="Cambria" w:cstheme="minorHAnsi"/>
-          <w:color w:val="auto"/>
-          <w:sz w:val="24"/>
-          <w:szCs w:val="24"/>
-        </w:rPr>
-      </w:pPr>
-      <w:r>
-        <w:rPr>
-          <w:rFonts w:ascii="Cambria" w:hAnsi="Cambria" w:cstheme="minorHAnsi"/>
-          <w:b/>
-          <w:bCs/>
-          <w:color w:val="auto"/>
-          <w:sz w:val="24"/>
-          <w:szCs w:val="24"/>
-        </w:rPr>
-        <w:t>Task Manager (Python):</w:t>
-      </w:r>
-      <w:r>
-        <w:rPr>
-          <w:rFonts w:ascii="Cambria" w:hAnsi="Cambria" w:cstheme="minorHAnsi"/>
-          <w:color w:val="auto"/>
-          <w:sz w:val="24"/>
-          <w:szCs w:val="24"/>
-        </w:rPr>
-        <w:t xml:space="preserve"> Developed a colorized CLI task management application for adding and viewing tasks, and marking tasks as completed. Used modular architecture according to OOP principles to ensure extensibility and maintainability</w:t>
-      </w:r>
-    </w:p>
-    <w:p>
-      <w:pPr>
-        <w:pStyle w:val="Heading1"/>
-        <w:spacing w:before="100" w:after="60"/>
-        <w:rPr>
-          <w:rFonts w:ascii="Cambria" w:hAnsi="Cambria" w:cstheme="minorHAnsi"/>
-          <w:color w:val="005A9E"/>
-          <w:sz w:val="32"/>
-          <w:szCs w:val="36"/>
-        </w:rPr>
-      </w:pPr>
-      <w:r>
-        <w:rPr>
-          <w:rFonts w:ascii="Cambria" w:hAnsi="Cambria" w:cstheme="minorHAnsi"/>
-          <w:color w:val="005A9E"/>
-        </w:rPr>
-        <w:t>Interests</w:t>
-      </w:r>
-    </w:p>
-    <w:p>
-      <w:pPr>
-        <w:spacing w:after="0" w:line="276" w:lineRule="auto"/>
-        <w:rPr>
-          <w:rFonts w:ascii="Cambria" w:hAnsi="Cambria" w:cstheme="minorHAnsi"/>
-          <w:color w:val="auto"/>
-          <w:sz w:val="24"/>
-          <w:szCs w:val="24"/>
-        </w:rPr>
-      </w:pPr>
-      <w:r>
-        <w:rPr>
-          <w:rFonts w:ascii="Cambria" w:hAnsi="Cambria" w:cstheme="minorHAnsi"/>
-          <w:b/>
-          <w:bCs/>
-          <w:color w:val="auto"/>
-          <w:sz w:val="24"/>
-          <w:szCs w:val="24"/>
-        </w:rPr>
-        <w:t>Rocket Science:</w:t>
-      </w:r>
-      <w:r>
-        <w:rPr>
-          <w:rFonts w:ascii="Cambria" w:hAnsi="Cambria" w:cstheme="minorHAnsi"/>
-          <w:color w:val="auto"/>
-          <w:sz w:val="24"/>
-          <w:szCs w:val="24"/>
-        </w:rPr>
-        <w:t xml:space="preserve"> Enthusiast in launch physics, rocket mechanics, and spaceflight engineering. Built, 3D-printed, and launched model rockets to experiment with propulsion and aerodynamics</w:t>
-      </w:r>
-    </w:p>
-    <w:p>
-      <w:pPr>
-        <w:spacing w:after="0" w:line="276" w:lineRule="auto"/>
-        <w:rPr>
-          <w:rFonts w:ascii="Cambria" w:hAnsi="Cambria" w:cstheme="minorHAnsi"/>
-          <w:b/>
-          <w:bCs/>
-          <w:color w:val="auto"/>
-          <w:sz w:val="24"/>
-          <w:szCs w:val="24"/>
-        </w:rPr>
-      </w:pPr>
-      <w:r>
-        <w:rPr>
-          <w:rFonts w:ascii="Cambria" w:hAnsi="Cambria" w:cstheme="minorHAnsi"/>
-          <w:b/>
-          <w:bCs/>
-          <w:color w:val="auto"/>
-          <w:sz w:val="24"/>
-          <w:szCs w:val="24"/>
-        </w:rPr>
-        <w:t xml:space="preserve">Stock Market: </w:t>
-      </w:r>
-      <w:r>
-        <w:rPr>
-          <w:rFonts w:ascii="Cambria" w:hAnsi="Cambria" w:cstheme="minorHAnsi"/>
-          <w:color w:val="auto"/>
-          <w:sz w:val="24"/>
-          <w:szCs w:val="24"/>
-        </w:rPr>
-        <w:t>Studied stock market and options trading, with a focus on analyzing market trends, developing trading strategies, and managing risk for long-term financial growth</w:t>
-      </w:r>
-    </w:p>
-    <w:p>
-      <w:pPr>
-        <w:spacing w:after="0" w:line="276" w:lineRule="auto"/>
-        <w:rPr>
-          <w:rFonts w:ascii="Cambria" w:hAnsi="Cambria" w:cstheme="minorHAnsi"/>
-          <w:color w:val="auto"/>
-          <w:sz w:val="24"/>
-          <w:szCs w:val="24"/>
-        </w:rPr>
-      </w:pPr>
-      <w:r>
-        <w:rPr>
-          <w:rFonts w:ascii="Cambria" w:hAnsi="Cambria" w:cstheme="minorHAnsi"/>
-          <w:b/>
-          <w:bCs/>
-          <w:color w:val="auto"/>
-          <w:sz w:val="24"/>
-          <w:szCs w:val="24"/>
-        </w:rPr>
-        <w:t xml:space="preserve">Rock Climbing: </w:t>
-      </w:r>
-      <w:r>
-        <w:rPr>
-          <w:rFonts w:ascii="Cambria" w:hAnsi="Cambria" w:cstheme="minorHAnsi"/>
-          <w:color w:val="auto"/>
-          <w:sz w:val="24"/>
-          <w:szCs w:val="24"/>
-        </w:rPr>
-        <w:t>Passion</w:t>
-      </w:r>
-      <w:r>
-        <w:rPr>
-          <w:rFonts w:ascii="Cambria" w:hAnsi="Cambria" w:cstheme="minorHAnsi"/>
-          <w:color w:val="auto"/>
-          <w:sz w:val="24"/>
-          <w:szCs w:val="24"/>
-        </w:rPr>
-        <w:t xml:space="preserve">ate about rock climbing and mountaineering </w:t>
-      </w:r>
-      <w:r>
-        <w:rPr>
-          <w:rFonts w:ascii="Cambria" w:hAnsi="Cambria" w:cstheme="minorHAnsi"/>
-          <w:color w:val="auto"/>
-          <w:sz w:val="24"/>
-          <w:szCs w:val="24"/>
-        </w:rPr>
-        <w:t xml:space="preserve">with experience in bouldering and top rope. </w:t>
-      </w:r>
-      <w:r>
-        <w:rPr>
-          <w:rFonts w:ascii="Cambria" w:hAnsi="Cambria" w:cstheme="minorHAnsi"/>
-          <w:color w:val="auto"/>
-          <w:sz w:val="24"/>
-          <w:szCs w:val="24"/>
-        </w:rPr>
-        <w:t>Excited by</w:t>
-      </w:r>
-      <w:r>
-        <w:rPr>
-          <w:rFonts w:ascii="Cambria" w:hAnsi="Cambria" w:cstheme="minorHAnsi"/>
-          <w:color w:val="auto"/>
-          <w:sz w:val="24"/>
-          <w:szCs w:val="24"/>
-        </w:rPr>
-        <w:t xml:space="preserve"> building strength, problem-solving, and perseverance through challeng</w:t>
-      </w:r>
-      <w:r>
-        <w:rPr>
-          <w:rFonts w:ascii="Cambria" w:hAnsi="Cambria" w:cstheme="minorHAnsi"/>
-          <w:color w:val="auto"/>
-          <w:sz w:val="24"/>
-          <w:szCs w:val="24"/>
-        </w:rPr>
-        <w:t>es</w:t>
+          <w:b/>
+          <w:bCs/>
+          <w:color w:val="auto"/>
+          <w:sz w:val="24"/>
+          <w:szCs w:val="24"/>
+        </w:rPr>
+      </w:pPr>
+      <w:r>
+        <w:rPr>
+          <w:rFonts w:ascii="Cambria" w:hAnsi="Cambria" w:cstheme="minorHAnsi"/>
+          <w:color w:val="auto"/>
+          <w:sz w:val="24"/>
+          <w:szCs w:val="24"/>
+        </w:rPr>
+        <w:t xml:space="preserve">Rocket Science, 3D Printing, Stock/Options </w:t>
+      </w:r>
+      <w:r>
+        <w:rPr>
+          <w:rFonts w:ascii="Cambria" w:hAnsi="Cambria" w:cstheme="minorHAnsi"/>
+          <w:color w:val="auto"/>
+          <w:sz w:val="24"/>
+          <w:szCs w:val="24"/>
+        </w:rPr>
+        <w:t>T</w:t>
+      </w:r>
+      <w:r>
+        <w:rPr>
+          <w:rFonts w:ascii="Cambria" w:hAnsi="Cambria" w:cstheme="minorHAnsi"/>
+          <w:color w:val="auto"/>
+          <w:sz w:val="24"/>
+          <w:szCs w:val="24"/>
+        </w:rPr>
+        <w:t>rading, Rock Climbing</w:t>
       </w:r>
     </w:p>
     <w:sectPr>
       <w:footerReference w:type="default" r:id="rId8"/>
       <w:pgSz w:w="12240" w:h="15840"/>
-      <w:pgMar w:top="720" w:right="1008" w:bottom="432" w:left="1008" w:header="720" w:footer="720" w:gutter="0"/>
+      <w:pgMar w:top="720" w:right="648" w:bottom="432" w:left="648" w:header="720" w:footer="720" w:gutter="0"/>
       <w:pgNumType w:start="1"/>
       <w:cols w:space="720"/>
       <w:titlePg/>
@@ -2058,7 +2287,7 @@
 </file>
 
 <file path=word/endnotes.xml><?xml version="1.0" encoding="utf-8"?>
-<w:endnotes xmlns:wpc="http://schemas.microsoft.com/office/word/2010/wordprocessingCanvas" xmlns:cx="http://schemas.microsoft.com/office/drawing/2014/chartex" xmlns:cx1="http://schemas.microsoft.com/office/drawing/2015/9/8/chartex" xmlns:cx2="http://schemas.microsoft.com/office/drawing/2015/10/21/chartex" xmlns:cx3="http://schemas.microsoft.com/office/drawing/2016/5/9/chartex" xmlns:cx4="http://schemas.microsoft.com/office/drawing/2016/5/10/chartex" xmlns:cx5="http://schemas.microsoft.com/office/drawing/2016/5/11/chartex" xmlns:cx6="http://schemas.microsoft.com/office/drawing/2016/5/12/chartex" xmlns:cx7="http://schemas.microsoft.com/office/drawing/2016/5/13/chartex" xmlns:cx8="http://schemas.microsoft.com/office/drawing/2016/5/14/chartex" xmlns:mc="http://schemas.openxmlformats.org/markup-compatibility/2006" xmlns:aink="http://schemas.microsoft.com/office/drawing/2016/ink" xmlns:am3d="http://schemas.microsoft.com/office/drawing/2017/model3d" xmlns:o="urn:schemas-microsoft-com:office:office" xmlns:oel="http://schemas.microsoft.com/office/2019/extlst" xmlns:r="http://schemas.openxmlformats.org/officeDocument/2006/relationships" xmlns:m="http://schemas.openxmlformats.org/officeDocument/2006/math" xmlns:v="urn:schemas-microsoft-com:vml" xmlns:wp14="http://schemas.microsoft.com/office/word/2010/wordprocessingDrawing" xmlns:wp="http://schemas.openxmlformats.org/drawingml/2006/wordprocessingDrawing" xmlns:w10="urn:schemas-microsoft-com:office:word" xmlns:w="http://schemas.openxmlformats.org/wordprocessingml/2006/main" xmlns:w14="http://schemas.microsoft.com/office/word/2010/wordml" xmlns:w15="http://schemas.microsoft.com/office/word/2012/wordml" xmlns:w16cex="http://schemas.microsoft.com/office/word/2018/wordml/cex" xmlns:w16cid="http://schemas.microsoft.com/office/word/2016/wordml/cid" xmlns:w16="http://schemas.microsoft.com/office/word/2018/wordml" xmlns:w16sdtdh="http://schemas.microsoft.com/office/word/2020/wordml/sdtdatahash" xmlns:w16se="http://schemas.microsoft.com/office/word/2015/wordml/symex" xmlns:wpg="http://schemas.microsoft.com/office/word/2010/wordprocessingGroup" xmlns:wpi="http://schemas.microsoft.com/office/word/2010/wordprocessingInk" xmlns:wne="http://schemas.microsoft.com/office/word/2006/wordml" xmlns:wps="http://schemas.microsoft.com/office/word/2010/wordprocessingShape" mc:Ignorable="w14 w15 w16se w16cid w16 w16cex w16sdtdh wp14">
+<w:endnotes xmlns:wpc="http://schemas.microsoft.com/office/word/2010/wordprocessingCanvas" xmlns:cx="http://schemas.microsoft.com/office/drawing/2014/chartex" xmlns:cx1="http://schemas.microsoft.com/office/drawing/2015/9/8/chartex" xmlns:cx2="http://schemas.microsoft.com/office/drawing/2015/10/21/chartex" xmlns:cx3="http://schemas.microsoft.com/office/drawing/2016/5/9/chartex" xmlns:cx4="http://schemas.microsoft.com/office/drawing/2016/5/10/chartex" xmlns:cx5="http://schemas.microsoft.com/office/drawing/2016/5/11/chartex" xmlns:cx6="http://schemas.microsoft.com/office/drawing/2016/5/12/chartex" xmlns:cx7="http://schemas.microsoft.com/office/drawing/2016/5/13/chartex" xmlns:cx8="http://schemas.microsoft.com/office/drawing/2016/5/14/chartex" xmlns:mc="http://schemas.openxmlformats.org/markup-compatibility/2006" xmlns:aink="http://schemas.microsoft.com/office/drawing/2016/ink" xmlns:am3d="http://schemas.microsoft.com/office/drawing/2017/model3d" xmlns:o="urn:schemas-microsoft-com:office:office" xmlns:oel="http://schemas.microsoft.com/office/2019/extlst" xmlns:r="http://schemas.openxmlformats.org/officeDocument/2006/relationships" xmlns:m="http://schemas.openxmlformats.org/officeDocument/2006/math" xmlns:v="urn:schemas-microsoft-com:vml" xmlns:wp14="http://schemas.microsoft.com/office/word/2010/wordprocessingDrawing" xmlns:wp="http://schemas.openxmlformats.org/drawingml/2006/wordprocessingDrawing" xmlns:w10="urn:schemas-microsoft-com:office:word" xmlns:w="http://schemas.openxmlformats.org/wordprocessingml/2006/main" xmlns:w14="http://schemas.microsoft.com/office/word/2010/wordml" xmlns:w15="http://schemas.microsoft.com/office/word/2012/wordml" xmlns:w16cex="http://schemas.microsoft.com/office/word/2018/wordml/cex" xmlns:w16cid="http://schemas.microsoft.com/office/word/2016/wordml/cid" xmlns:w16="http://schemas.microsoft.com/office/word/2018/wordml" xmlns:w16du="http://schemas.microsoft.com/office/word/2023/wordml/word16du" xmlns:w16sdtdh="http://schemas.microsoft.com/office/word/2020/wordml/sdtdatahash" xmlns:w16se="http://schemas.microsoft.com/office/word/2015/wordml/symex" xmlns:wpg="http://schemas.microsoft.com/office/word/2010/wordprocessingGroup" xmlns:wpi="http://schemas.microsoft.com/office/word/2010/wordprocessingInk" xmlns:wne="http://schemas.microsoft.com/office/word/2006/wordml" xmlns:wps="http://schemas.microsoft.com/office/word/2010/wordprocessingShape" mc:Ignorable="w14 w15 w16se w16cid w16 w16cex w16sdtdh w16du wp14">
   <w:endnote w:type="separator" w:id="-1">
     <w:p>
       <w:pPr>
@@ -2083,7 +2312,7 @@
 </file>
 
 <file path=word/footer1.xml><?xml version="1.0" encoding="utf-8"?>
-<w:ftr xmlns:wpc="http://schemas.microsoft.com/office/word/2010/wordprocessingCanvas" xmlns:cx="http://schemas.microsoft.com/office/drawing/2014/chartex" xmlns:cx1="http://schemas.microsoft.com/office/drawing/2015/9/8/chartex" xmlns:cx2="http://schemas.microsoft.com/office/drawing/2015/10/21/chartex" xmlns:cx3="http://schemas.microsoft.com/office/drawing/2016/5/9/chartex" xmlns:cx4="http://schemas.microsoft.com/office/drawing/2016/5/10/chartex" xmlns:cx5="http://schemas.microsoft.com/office/drawing/2016/5/11/chartex" xmlns:cx6="http://schemas.microsoft.com/office/drawing/2016/5/12/chartex" xmlns:cx7="http://schemas.microsoft.com/office/drawing/2016/5/13/chartex" xmlns:cx8="http://schemas.microsoft.com/office/drawing/2016/5/14/chartex" xmlns:mc="http://schemas.openxmlformats.org/markup-compatibility/2006" xmlns:aink="http://schemas.microsoft.com/office/drawing/2016/ink" xmlns:am3d="http://schemas.microsoft.com/office/drawing/2017/model3d" xmlns:o="urn:schemas-microsoft-com:office:office" xmlns:oel="http://schemas.microsoft.com/office/2019/extlst" xmlns:r="http://schemas.openxmlformats.org/officeDocument/2006/relationships" xmlns:m="http://schemas.openxmlformats.org/officeDocument/2006/math" xmlns:v="urn:schemas-microsoft-com:vml" xmlns:wp14="http://schemas.microsoft.com/office/word/2010/wordprocessingDrawing" xmlns:wp="http://schemas.openxmlformats.org/drawingml/2006/wordprocessingDrawing" xmlns:w10="urn:schemas-microsoft-com:office:word" xmlns:w="http://schemas.openxmlformats.org/wordprocessingml/2006/main" xmlns:w14="http://schemas.microsoft.com/office/word/2010/wordml" xmlns:w15="http://schemas.microsoft.com/office/word/2012/wordml" xmlns:w16cex="http://schemas.microsoft.com/office/word/2018/wordml/cex" xmlns:w16cid="http://schemas.microsoft.com/office/word/2016/wordml/cid" xmlns:w16="http://schemas.microsoft.com/office/word/2018/wordml" xmlns:w16sdtdh="http://schemas.microsoft.com/office/word/2020/wordml/sdtdatahash" xmlns:w16se="http://schemas.microsoft.com/office/word/2015/wordml/symex" xmlns:wpg="http://schemas.microsoft.com/office/word/2010/wordprocessingGroup" xmlns:wpi="http://schemas.microsoft.com/office/word/2010/wordprocessingInk" xmlns:wne="http://schemas.microsoft.com/office/word/2006/wordml" xmlns:wps="http://schemas.microsoft.com/office/word/2010/wordprocessingShape" mc:Ignorable="w14 w15 w16se w16cid w16 w16cex w16sdtdh wp14">
+<w:ftr xmlns:wpc="http://schemas.microsoft.com/office/word/2010/wordprocessingCanvas" xmlns:cx="http://schemas.microsoft.com/office/drawing/2014/chartex" xmlns:cx1="http://schemas.microsoft.com/office/drawing/2015/9/8/chartex" xmlns:cx2="http://schemas.microsoft.com/office/drawing/2015/10/21/chartex" xmlns:cx3="http://schemas.microsoft.com/office/drawing/2016/5/9/chartex" xmlns:cx4="http://schemas.microsoft.com/office/drawing/2016/5/10/chartex" xmlns:cx5="http://schemas.microsoft.com/office/drawing/2016/5/11/chartex" xmlns:cx6="http://schemas.microsoft.com/office/drawing/2016/5/12/chartex" xmlns:cx7="http://schemas.microsoft.com/office/drawing/2016/5/13/chartex" xmlns:cx8="http://schemas.microsoft.com/office/drawing/2016/5/14/chartex" xmlns:mc="http://schemas.openxmlformats.org/markup-compatibility/2006" xmlns:aink="http://schemas.microsoft.com/office/drawing/2016/ink" xmlns:am3d="http://schemas.microsoft.com/office/drawing/2017/model3d" xmlns:o="urn:schemas-microsoft-com:office:office" xmlns:oel="http://schemas.microsoft.com/office/2019/extlst" xmlns:r="http://schemas.openxmlformats.org/officeDocument/2006/relationships" xmlns:m="http://schemas.openxmlformats.org/officeDocument/2006/math" xmlns:v="urn:schemas-microsoft-com:vml" xmlns:wp14="http://schemas.microsoft.com/office/word/2010/wordprocessingDrawing" xmlns:wp="http://schemas.openxmlformats.org/drawingml/2006/wordprocessingDrawing" xmlns:w10="urn:schemas-microsoft-com:office:word" xmlns:w="http://schemas.openxmlformats.org/wordprocessingml/2006/main" xmlns:w14="http://schemas.microsoft.com/office/word/2010/wordml" xmlns:w15="http://schemas.microsoft.com/office/word/2012/wordml" xmlns:w16cex="http://schemas.microsoft.com/office/word/2018/wordml/cex" xmlns:w16cid="http://schemas.microsoft.com/office/word/2016/wordml/cid" xmlns:w16="http://schemas.microsoft.com/office/word/2018/wordml" xmlns:w16du="http://schemas.microsoft.com/office/word/2023/wordml/word16du" xmlns:w16sdtdh="http://schemas.microsoft.com/office/word/2020/wordml/sdtdatahash" xmlns:w16se="http://schemas.microsoft.com/office/word/2015/wordml/symex" xmlns:wpg="http://schemas.microsoft.com/office/word/2010/wordprocessingGroup" xmlns:wpi="http://schemas.microsoft.com/office/word/2010/wordprocessingInk" xmlns:wne="http://schemas.microsoft.com/office/word/2006/wordml" xmlns:wps="http://schemas.microsoft.com/office/word/2010/wordprocessingShape" mc:Ignorable="w14 w15 w16se w16cid w16 w16cex w16sdtdh w16du wp14">
   <w:p>
     <w:pPr>
       <w:pStyle w:val="Footer"/>
@@ -2117,7 +2346,7 @@
 </file>
 
 <file path=word/footnotes.xml><?xml version="1.0" encoding="utf-8"?>
-<w:footnotes xmlns:wpc="http://schemas.microsoft.com/office/word/2010/wordprocessingCanvas" xmlns:cx="http://schemas.microsoft.com/office/drawing/2014/chartex" xmlns:cx1="http://schemas.microsoft.com/office/drawing/2015/9/8/chartex" xmlns:cx2="http://schemas.microsoft.com/office/drawing/2015/10/21/chartex" xmlns:cx3="http://schemas.microsoft.com/office/drawing/2016/5/9/chartex" xmlns:cx4="http://schemas.microsoft.com/office/drawing/2016/5/10/chartex" xmlns:cx5="http://schemas.microsoft.com/office/drawing/2016/5/11/chartex" xmlns:cx6="http://schemas.microsoft.com/office/drawing/2016/5/12/chartex" xmlns:cx7="http://schemas.microsoft.com/office/drawing/2016/5/13/chartex" xmlns:cx8="http://schemas.microsoft.com/office/drawing/2016/5/14/chartex" xmlns:mc="http://schemas.openxmlformats.org/markup-compatibility/2006" xmlns:aink="http://schemas.microsoft.com/office/drawing/2016/ink" xmlns:am3d="http://schemas.microsoft.com/office/drawing/2017/model3d" xmlns:o="urn:schemas-microsoft-com:office:office" xmlns:oel="http://schemas.microsoft.com/office/2019/extlst" xmlns:r="http://schemas.openxmlformats.org/officeDocument/2006/relationships" xmlns:m="http://schemas.openxmlformats.org/officeDocument/2006/math" xmlns:v="urn:schemas-microsoft-com:vml" xmlns:wp14="http://schemas.microsoft.com/office/word/2010/wordprocessingDrawing" xmlns:wp="http://schemas.openxmlformats.org/drawingml/2006/wordprocessingDrawing" xmlns:w10="urn:schemas-microsoft-com:office:word" xmlns:w="http://schemas.openxmlformats.org/wordprocessingml/2006/main" xmlns:w14="http://schemas.microsoft.com/office/word/2010/wordml" xmlns:w15="http://schemas.microsoft.com/office/word/2012/wordml" xmlns:w16cex="http://schemas.microsoft.com/office/word/2018/wordml/cex" xmlns:w16cid="http://schemas.microsoft.com/office/word/2016/wordml/cid" xmlns:w16="http://schemas.microsoft.com/office/word/2018/wordml" xmlns:w16sdtdh="http://schemas.microsoft.com/office/word/2020/wordml/sdtdatahash" xmlns:w16se="http://schemas.microsoft.com/office/word/2015/wordml/symex" xmlns:wpg="http://schemas.microsoft.com/office/word/2010/wordprocessingGroup" xmlns:wpi="http://schemas.microsoft.com/office/word/2010/wordprocessingInk" xmlns:wne="http://schemas.microsoft.com/office/word/2006/wordml" xmlns:wps="http://schemas.microsoft.com/office/word/2010/wordprocessingShape" mc:Ignorable="w14 w15 w16se w16cid w16 w16cex w16sdtdh wp14">
+<w:footnotes xmlns:wpc="http://schemas.microsoft.com/office/word/2010/wordprocessingCanvas" xmlns:cx="http://schemas.microsoft.com/office/drawing/2014/chartex" xmlns:cx1="http://schemas.microsoft.com/office/drawing/2015/9/8/chartex" xmlns:cx2="http://schemas.microsoft.com/office/drawing/2015/10/21/chartex" xmlns:cx3="http://schemas.microsoft.com/office/drawing/2016/5/9/chartex" xmlns:cx4="http://schemas.microsoft.com/office/drawing/2016/5/10/chartex" xmlns:cx5="http://schemas.microsoft.com/office/drawing/2016/5/11/chartex" xmlns:cx6="http://schemas.microsoft.com/office/drawing/2016/5/12/chartex" xmlns:cx7="http://schemas.microsoft.com/office/drawing/2016/5/13/chartex" xmlns:cx8="http://schemas.microsoft.com/office/drawing/2016/5/14/chartex" xmlns:mc="http://schemas.openxmlformats.org/markup-compatibility/2006" xmlns:aink="http://schemas.microsoft.com/office/drawing/2016/ink" xmlns:am3d="http://schemas.microsoft.com/office/drawing/2017/model3d" xmlns:o="urn:schemas-microsoft-com:office:office" xmlns:oel="http://schemas.microsoft.com/office/2019/extlst" xmlns:r="http://schemas.openxmlformats.org/officeDocument/2006/relationships" xmlns:m="http://schemas.openxmlformats.org/officeDocument/2006/math" xmlns:v="urn:schemas-microsoft-com:vml" xmlns:wp14="http://schemas.microsoft.com/office/word/2010/wordprocessingDrawing" xmlns:wp="http://schemas.openxmlformats.org/drawingml/2006/wordprocessingDrawing" xmlns:w10="urn:schemas-microsoft-com:office:word" xmlns:w="http://schemas.openxmlformats.org/wordprocessingml/2006/main" xmlns:w14="http://schemas.microsoft.com/office/word/2010/wordml" xmlns:w15="http://schemas.microsoft.com/office/word/2012/wordml" xmlns:w16cex="http://schemas.microsoft.com/office/word/2018/wordml/cex" xmlns:w16cid="http://schemas.microsoft.com/office/word/2016/wordml/cid" xmlns:w16="http://schemas.microsoft.com/office/word/2018/wordml" xmlns:w16du="http://schemas.microsoft.com/office/word/2023/wordml/word16du" xmlns:w16sdtdh="http://schemas.microsoft.com/office/word/2020/wordml/sdtdatahash" xmlns:w16se="http://schemas.microsoft.com/office/word/2015/wordml/symex" xmlns:wpg="http://schemas.microsoft.com/office/word/2010/wordprocessingGroup" xmlns:wpi="http://schemas.microsoft.com/office/word/2010/wordprocessingInk" xmlns:wne="http://schemas.microsoft.com/office/word/2006/wordml" xmlns:wps="http://schemas.microsoft.com/office/word/2010/wordprocessingShape" mc:Ignorable="w14 w15 w16se w16cid w16 w16cex w16sdtdh w16du wp14">
   <w:footnote w:type="separator" w:id="-1">
     <w:p>
       <w:pPr>
@@ -2142,7 +2371,7 @@
 </file>
 
 <file path=word/numbering.xml><?xml version="1.0" encoding="utf-8"?>
-<w:numbering xmlns:wpc="http://schemas.microsoft.com/office/word/2010/wordprocessingCanvas" xmlns:cx="http://schemas.microsoft.com/office/drawing/2014/chartex" xmlns:cx1="http://schemas.microsoft.com/office/drawing/2015/9/8/chartex" xmlns:cx2="http://schemas.microsoft.com/office/drawing/2015/10/21/chartex" xmlns:cx3="http://schemas.microsoft.com/office/drawing/2016/5/9/chartex" xmlns:cx4="http://schemas.microsoft.com/office/drawing/2016/5/10/chartex" xmlns:cx5="http://schemas.microsoft.com/office/drawing/2016/5/11/chartex" xmlns:cx6="http://schemas.microsoft.com/office/drawing/2016/5/12/chartex" xmlns:cx7="http://schemas.microsoft.com/office/drawing/2016/5/13/chartex" xmlns:cx8="http://schemas.microsoft.com/office/drawing/2016/5/14/chartex" xmlns:mc="http://schemas.openxmlformats.org/markup-compatibility/2006" xmlns:aink="http://schemas.microsoft.com/office/drawing/2016/ink" xmlns:am3d="http://schemas.microsoft.com/office/drawing/2017/model3d" xmlns:o="urn:schemas-microsoft-com:office:office" xmlns:oel="http://schemas.microsoft.com/office/2019/extlst" xmlns:r="http://schemas.openxmlformats.org/officeDocument/2006/relationships" xmlns:m="http://schemas.openxmlformats.org/officeDocument/2006/math" xmlns:v="urn:schemas-microsoft-com:vml" xmlns:wp14="http://schemas.microsoft.com/office/word/2010/wordprocessingDrawing" xmlns:wp="http://schemas.openxmlformats.org/drawingml/2006/wordprocessingDrawing" xmlns:w10="urn:schemas-microsoft-com:office:word" xmlns:w="http://schemas.openxmlformats.org/wordprocessingml/2006/main" xmlns:w14="http://schemas.microsoft.com/office/word/2010/wordml" xmlns:w15="http://schemas.microsoft.com/office/word/2012/wordml" xmlns:w16cex="http://schemas.microsoft.com/office/word/2018/wordml/cex" xmlns:w16cid="http://schemas.microsoft.com/office/word/2016/wordml/cid" xmlns:w16="http://schemas.microsoft.com/office/word/2018/wordml" xmlns:w16sdtdh="http://schemas.microsoft.com/office/word/2020/wordml/sdtdatahash" xmlns:w16se="http://schemas.microsoft.com/office/word/2015/wordml/symex" xmlns:wpg="http://schemas.microsoft.com/office/word/2010/wordprocessingGroup" xmlns:wpi="http://schemas.microsoft.com/office/word/2010/wordprocessingInk" xmlns:wne="http://schemas.microsoft.com/office/word/2006/wordml" xmlns:wps="http://schemas.microsoft.com/office/word/2010/wordprocessingShape" mc:Ignorable="w14 w15 w16se w16cid w16 w16cex w16sdtdh wp14">
+<w:numbering xmlns:wpc="http://schemas.microsoft.com/office/word/2010/wordprocessingCanvas" xmlns:cx="http://schemas.microsoft.com/office/drawing/2014/chartex" xmlns:cx1="http://schemas.microsoft.com/office/drawing/2015/9/8/chartex" xmlns:cx2="http://schemas.microsoft.com/office/drawing/2015/10/21/chartex" xmlns:cx3="http://schemas.microsoft.com/office/drawing/2016/5/9/chartex" xmlns:cx4="http://schemas.microsoft.com/office/drawing/2016/5/10/chartex" xmlns:cx5="http://schemas.microsoft.com/office/drawing/2016/5/11/chartex" xmlns:cx6="http://schemas.microsoft.com/office/drawing/2016/5/12/chartex" xmlns:cx7="http://schemas.microsoft.com/office/drawing/2016/5/13/chartex" xmlns:cx8="http://schemas.microsoft.com/office/drawing/2016/5/14/chartex" xmlns:mc="http://schemas.openxmlformats.org/markup-compatibility/2006" xmlns:aink="http://schemas.microsoft.com/office/drawing/2016/ink" xmlns:am3d="http://schemas.microsoft.com/office/drawing/2017/model3d" xmlns:o="urn:schemas-microsoft-com:office:office" xmlns:oel="http://schemas.microsoft.com/office/2019/extlst" xmlns:r="http://schemas.openxmlformats.org/officeDocument/2006/relationships" xmlns:m="http://schemas.openxmlformats.org/officeDocument/2006/math" xmlns:v="urn:schemas-microsoft-com:vml" xmlns:wp14="http://schemas.microsoft.com/office/word/2010/wordprocessingDrawing" xmlns:wp="http://schemas.openxmlformats.org/drawingml/2006/wordprocessingDrawing" xmlns:w10="urn:schemas-microsoft-com:office:word" xmlns:w="http://schemas.openxmlformats.org/wordprocessingml/2006/main" xmlns:w14="http://schemas.microsoft.com/office/word/2010/wordml" xmlns:w15="http://schemas.microsoft.com/office/word/2012/wordml" xmlns:w16cex="http://schemas.microsoft.com/office/word/2018/wordml/cex" xmlns:w16cid="http://schemas.microsoft.com/office/word/2016/wordml/cid" xmlns:w16="http://schemas.microsoft.com/office/word/2018/wordml" xmlns:w16du="http://schemas.microsoft.com/office/word/2023/wordml/word16du" xmlns:w16sdtdh="http://schemas.microsoft.com/office/word/2020/wordml/sdtdatahash" xmlns:w16se="http://schemas.microsoft.com/office/word/2015/wordml/symex" xmlns:wpg="http://schemas.microsoft.com/office/word/2010/wordprocessingGroup" xmlns:wpi="http://schemas.microsoft.com/office/word/2010/wordprocessingInk" xmlns:wne="http://schemas.microsoft.com/office/word/2006/wordml" xmlns:wps="http://schemas.microsoft.com/office/word/2010/wordprocessingShape" mc:Ignorable="w14 w15 w16se w16cid w16 w16cex w16sdtdh w16du wp14">
   <w:abstractNum w:abstractNumId="0" w15:restartNumberingAfterBreak="0">
     <w:nsid w:val="FFFFFF89"/>
     <w:multiLevelType w:val="singleLevel"/>
@@ -2317,7 +2546,7 @@
 </file>
 
 <file path=word/styles.xml><?xml version="1.0" encoding="utf-8"?>
-<w:styles xmlns:mc="http://schemas.openxmlformats.org/markup-compatibility/2006" xmlns:r="http://schemas.openxmlformats.org/officeDocument/2006/relationships" xmlns:w="http://schemas.openxmlformats.org/wordprocessingml/2006/main" xmlns:w14="http://schemas.microsoft.com/office/word/2010/wordml" xmlns:w15="http://schemas.microsoft.com/office/word/2012/wordml" xmlns:w16cex="http://schemas.microsoft.com/office/word/2018/wordml/cex" xmlns:w16cid="http://schemas.microsoft.com/office/word/2016/wordml/cid" xmlns:w16="http://schemas.microsoft.com/office/word/2018/wordml" xmlns:w16sdtdh="http://schemas.microsoft.com/office/word/2020/wordml/sdtdatahash" xmlns:w16se="http://schemas.microsoft.com/office/word/2015/wordml/symex" mc:Ignorable="w14 w15 w16se w16cid w16 w16cex w16sdtdh">
+<w:styles xmlns:mc="http://schemas.openxmlformats.org/markup-compatibility/2006" xmlns:r="http://schemas.openxmlformats.org/officeDocument/2006/relationships" xmlns:w="http://schemas.openxmlformats.org/wordprocessingml/2006/main" xmlns:w14="http://schemas.microsoft.com/office/word/2010/wordml" xmlns:w15="http://schemas.microsoft.com/office/word/2012/wordml" xmlns:w16cex="http://schemas.microsoft.com/office/word/2018/wordml/cex" xmlns:w16cid="http://schemas.microsoft.com/office/word/2016/wordml/cid" xmlns:w16="http://schemas.microsoft.com/office/word/2018/wordml" xmlns:w16du="http://schemas.microsoft.com/office/word/2023/wordml/word16du" xmlns:w16sdtdh="http://schemas.microsoft.com/office/word/2020/wordml/sdtdatahash" xmlns:w16se="http://schemas.microsoft.com/office/word/2015/wordml/symex" mc:Ignorable="w14 w15 w16se w16cid w16 w16cex w16sdtdh w16du">
   <w:docDefaults>
     <w:rPrDefault>
       <w:rPr>
